--- a/_implementation-notes/evening-series/FotH Evening Session 15 Leader Notes DRAFT v1.docx
+++ b/_implementation-notes/evening-series/FotH Evening Session 15 Leader Notes DRAFT v1.docx
@@ -431,7 +431,7 @@
         <w:t>GUARD:</w:t>
       </w:r>
       <w:r>
-        <w:t xml:space="preserve"> For some families the breaks ARE the dry season — name that warmly from the front; leadsanions watch who flinches when it is named.</w:t>
+        <w:t xml:space="preserve"> For some families the breaks ARE the dry season — name that warmly from the front; Lead Companions watch who flinches when it is named.</w:t>
       </w:r>
     </w:p>
     <w:p>

--- a/_implementation-notes/evening-series/FotH Evening Session 15 Leader Notes DRAFT v1.docx
+++ b/_implementation-notes/evening-series/FotH Evening Session 15 Leader Notes DRAFT v1.docx
@@ -4,7 +4,7 @@
   <w:body>
     <w:p>
       <w:pPr>
-        <w:spacing w:after="40"/>
+        <w:spacing w:before="0" w:after="40"/>
       </w:pPr>
       <w:r>
         <w:rPr>
@@ -18,22 +18,92 @@
     </w:p>
     <w:p>
       <w:pPr>
-        <w:spacing w:after="160"/>
+        <w:spacing w:before="0" w:after="80"/>
       </w:pPr>
       <w:r>
         <w:rPr>
-          <w:i/>
           <w:color w:val="595959"/>
           <w:sz w:val="18"/>
         </w:rPr>
-        <w:t>FotH Evening · the speaker notes, in hand — so the leading pair reads the room, not the screen. Same content as the deck notes; the slides carry the room, these notes carry you. Practice the session together beforehand.</w:t>
+        <w:t>FotH Evening · the speaker notes, in hand — so the leading pair reads the room, not the screen. The big number on each block is the number in the corner of the screen; the colour is whose block it is. Built from the deck's own notes, so the two always agree.</w:t>
+      </w:r>
+    </w:p>
+    <w:p>
+      <w:pPr>
+        <w:spacing w:before="0" w:after="200"/>
+      </w:pPr>
+      <w:r>
+        <w:rPr>
+          <w:b/>
+          <w:color w:val="1F4E79"/>
+          <w:sz w:val="18"/>
+          <w:shd w:val="clear" w:color="auto" w:fill="DEEAF6"/>
+        </w:rPr>
+        <w:t xml:space="preserve"> ▌ CONTAINER HOLDER </w:t>
+      </w:r>
+      <w:r>
+        <w:rPr>
+          <w:sz w:val="18"/>
+        </w:rPr>
+        <w:t xml:space="preserve">   </w:t>
+      </w:r>
+      <w:r>
+        <w:rPr>
+          <w:b/>
+          <w:color w:val="B45309"/>
+          <w:sz w:val="18"/>
+          <w:shd w:val="clear" w:color="auto" w:fill="FCE9D6"/>
+        </w:rPr>
+        <w:t xml:space="preserve"> ‖ CONTENT PRESENTER </w:t>
+      </w:r>
+      <w:r>
+        <w:rPr>
+          <w:sz w:val="18"/>
+        </w:rPr>
+        <w:t xml:space="preserve">   </w:t>
+      </w:r>
+      <w:r>
+        <w:rPr>
+          <w:b/>
+          <w:color w:val="6B3FA0"/>
+          <w:sz w:val="18"/>
+          <w:shd w:val="clear" w:color="auto" w:fill="ECE3F5"/>
+        </w:rPr>
+        <w:t xml:space="preserve"> ▐ BOTH LEADERS </w:t>
+      </w:r>
+      <w:r>
+        <w:rPr>
+          <w:sz w:val="18"/>
+        </w:rPr>
+        <w:t xml:space="preserve">   </w:t>
+      </w:r>
+      <w:r>
+        <w:rPr>
+          <w:i/>
+          <w:color w:val="7F7F7F"/>
+          <w:sz w:val="16"/>
+        </w:rPr>
+        <w:t>Bar styles differ too, so the roles still read in black and white.</w:t>
       </w:r>
     </w:p>
     <w:p>
       <w:pPr>
         <w:keepNext/>
-        <w:spacing w:before="160" w:after="20"/>
+        <w:pBdr>
+          <w:left w:val="dotted" w:sz="24" w:space="8" w:color="8C8C8C"/>
+        </w:pBdr>
+        <w:shd w:val="clear" w:color="auto" w:fill="F0F0F0"/>
+        <w:spacing w:before="160" w:after="40"/>
       </w:pPr>
+      <w:r>
+        <w:rPr>
+          <w:rFonts w:ascii="Cambria" w:hAnsi="Cambria"/>
+          <w:b/>
+          <w:color w:val="8C8C8C"/>
+          <w:sz w:val="24"/>
+        </w:rPr>
+        <w:t>Title</w:t>
+      </w:r>
       <w:r>
         <w:rPr>
           <w:rFonts w:ascii="Cambria" w:hAnsi="Cambria"/>
@@ -41,13 +111,32 @@
           <w:color w:val="2C5F2D"/>
           <w:sz w:val="24"/>
         </w:rPr>
-        <w:t>Slide 1 — Fellowship of the Heart</w:t>
+        <w:t xml:space="preserve">   Fellowship of the Heart</w:t>
+      </w:r>
+      <w:r>
+        <w:rPr>
+          <w:b/>
+          <w:color w:val="8C8C8C"/>
+          <w:sz w:val="17"/>
+        </w:rPr>
+        <w:t xml:space="preserve">    ON SCREEN</w:t>
+      </w:r>
+      <w:r>
+        <w:rPr>
+          <w:b w:val="0"/>
+          <w:color w:val="7F7F7F"/>
+          <w:sz w:val="16"/>
+        </w:rPr>
+        <w:t xml:space="preserve">   · slide 1 of 16</w:t>
       </w:r>
     </w:p>
     <w:p>
       <w:pPr>
         <w:keepNext/>
-        <w:spacing w:after="40"/>
+        <w:pBdr>
+          <w:left w:val="dotted" w:sz="24" w:space="8" w:color="8C8C8C"/>
+        </w:pBdr>
+        <w:spacing w:before="0" w:after="60"/>
       </w:pPr>
       <w:r>
         <w:rPr>
@@ -60,7 +149,10 @@
     </w:p>
     <w:p>
       <w:pPr>
-        <w:ind w:left="216"/>
+        <w:pBdr>
+          <w:left w:val="dotted" w:sz="24" w:space="8" w:color="8C8C8C"/>
+        </w:pBdr>
+        <w:spacing w:before="0" w:after="60"/>
       </w:pPr>
       <w:r>
         <w:t>On screen as the room assembles on night one. All Scripture ESV; the plans carry the scripts; these slides carry the room — and these notes carry you.</w:t>
@@ -69,8 +161,21 @@
     <w:p>
       <w:pPr>
         <w:keepNext/>
-        <w:spacing w:before="160" w:after="20"/>
+        <w:pBdr>
+          <w:left w:val="dotted" w:sz="24" w:space="8" w:color="8C8C8C"/>
+        </w:pBdr>
+        <w:shd w:val="clear" w:color="auto" w:fill="F0F0F0"/>
+        <w:spacing w:before="160" w:after="40"/>
       </w:pPr>
+      <w:r>
+        <w:rPr>
+          <w:rFonts w:ascii="Cambria" w:hAnsi="Cambria"/>
+          <w:b/>
+          <w:color w:val="8C8C8C"/>
+          <w:sz w:val="30"/>
+        </w:rPr>
+        <w:t>214</w:t>
+      </w:r>
       <w:r>
         <w:rPr>
           <w:rFonts w:ascii="Cambria" w:hAnsi="Cambria"/>
@@ -78,13 +183,32 @@
           <w:color w:val="2C5F2D"/>
           <w:sz w:val="24"/>
         </w:rPr>
-        <w:t>Slide 2 — SESSION 15</w:t>
+        <w:t xml:space="preserve">   SESSION 15</w:t>
+      </w:r>
+      <w:r>
+        <w:rPr>
+          <w:b/>
+          <w:color w:val="8C8C8C"/>
+          <w:sz w:val="17"/>
+        </w:rPr>
+        <w:t xml:space="preserve">    ON SCREEN</w:t>
+      </w:r>
+      <w:r>
+        <w:rPr>
+          <w:b w:val="0"/>
+          <w:color w:val="7F7F7F"/>
+          <w:sz w:val="16"/>
+        </w:rPr>
+        <w:t xml:space="preserve">   · slide 2 of 16</w:t>
       </w:r>
     </w:p>
     <w:p>
       <w:pPr>
         <w:keepNext/>
-        <w:spacing w:after="40"/>
+        <w:pBdr>
+          <w:left w:val="dotted" w:sz="24" w:space="8" w:color="8C8C8C"/>
+        </w:pBdr>
+        <w:spacing w:before="0" w:after="60"/>
       </w:pPr>
       <w:r>
         <w:rPr>
@@ -97,7 +221,10 @@
     </w:p>
     <w:p>
       <w:pPr>
-        <w:ind w:left="216"/>
+        <w:pBdr>
+          <w:left w:val="dotted" w:sz="24" w:space="8" w:color="8C8C8C"/>
+        </w:pBdr>
+        <w:spacing w:before="0" w:after="60"/>
       </w:pPr>
       <w:r>
         <w:t>On screen through dinner and as the circle forms. Greet at the door — the slide holds the room.</w:t>
@@ -106,8 +233,21 @@
     <w:p>
       <w:pPr>
         <w:keepNext/>
-        <w:spacing w:before="160" w:after="20"/>
+        <w:pBdr>
+          <w:left w:val="single" w:sz="24" w:space="8" w:color="1F4E79"/>
+        </w:pBdr>
+        <w:shd w:val="clear" w:color="auto" w:fill="DEEAF6"/>
+        <w:spacing w:before="160" w:after="40"/>
       </w:pPr>
+      <w:r>
+        <w:rPr>
+          <w:rFonts w:ascii="Cambria" w:hAnsi="Cambria"/>
+          <w:b/>
+          <w:color w:val="1F4E79"/>
+          <w:sz w:val="30"/>
+        </w:rPr>
+        <w:t>215</w:t>
+      </w:r>
       <w:r>
         <w:rPr>
           <w:rFonts w:ascii="Cambria" w:hAnsi="Cambria"/>
@@ -115,13 +255,32 @@
           <w:color w:val="2C5F2D"/>
           <w:sz w:val="24"/>
         </w:rPr>
-        <w:t>Slide 3 — Where We Are — the Four Connects</w:t>
+        <w:t xml:space="preserve">   Where We Are — the Four Connects</w:t>
+      </w:r>
+      <w:r>
+        <w:rPr>
+          <w:b/>
+          <w:color w:val="1F4E79"/>
+          <w:sz w:val="17"/>
+        </w:rPr>
+        <w:t xml:space="preserve">    CONTAINER HOLDER</w:t>
+      </w:r>
+      <w:r>
+        <w:rPr>
+          <w:b w:val="0"/>
+          <w:color w:val="7F7F7F"/>
+          <w:sz w:val="16"/>
+        </w:rPr>
+        <w:t xml:space="preserve">   · slide 3 of 16</w:t>
       </w:r>
     </w:p>
     <w:p>
       <w:pPr>
         <w:keepNext/>
-        <w:spacing w:after="40"/>
+        <w:pBdr>
+          <w:left w:val="single" w:sz="24" w:space="8" w:color="1F4E79"/>
+        </w:pBdr>
+        <w:spacing w:before="0" w:after="60"/>
       </w:pPr>
       <w:r>
         <w:rPr>
@@ -129,12 +288,31 @@
           <w:color w:val="6B8E3F"/>
           <w:sz w:val="18"/>
         </w:rPr>
-        <w:t>S15 · WELCOME · LEAD: CONTAINER HOLDER · GROUNDING — every session opens on this map</w:t>
+        <w:t xml:space="preserve">S15 · WELCOME · </w:t>
+      </w:r>
+      <w:r>
+        <w:rPr>
+          <w:b/>
+          <w:color w:val="1F4E79"/>
+          <w:sz w:val="18"/>
+        </w:rPr>
+        <w:t>LEAD: CONTAINER HOLDER</w:t>
+      </w:r>
+      <w:r>
+        <w:rPr>
+          <w:b/>
+          <w:color w:val="6B8E3F"/>
+          <w:sz w:val="18"/>
+        </w:rPr>
+        <w:t xml:space="preserve"> · GROUNDING — every session opens on this map</w:t>
       </w:r>
     </w:p>
     <w:p>
       <w:pPr>
-        <w:ind w:left="216"/>
+        <w:pBdr>
+          <w:left w:val="single" w:sz="24" w:space="8" w:color="1F4E79"/>
+        </w:pBdr>
+        <w:spacing w:before="0" w:after="20"/>
       </w:pPr>
       <w:r>
         <w:rPr>
@@ -146,7 +324,10 @@
     </w:p>
     <w:p>
       <w:pPr>
-        <w:ind w:left="216"/>
+        <w:pBdr>
+          <w:left w:val="single" w:sz="24" w:space="8" w:color="1F4E79"/>
+        </w:pBdr>
+        <w:spacing w:before="0" w:after="60"/>
       </w:pPr>
       <w:r>
         <w:t>1. Locate tonight on the map, plainly: Session 15 gathers the whole map into a rhythm — all four Connects, sustained. Each connection makes the next one real (Matt. 22:37–40).</w:t>
@@ -154,7 +335,10 @@
     </w:p>
     <w:p>
       <w:pPr>
-        <w:ind w:left="216"/>
+        <w:pBdr>
+          <w:left w:val="single" w:sz="24" w:space="8" w:color="1F4E79"/>
+        </w:pBdr>
+        <w:spacing w:before="0" w:after="60"/>
       </w:pPr>
       <w:r>
         <w:t>2. The four boxes are one journey — each connection makes the next one real — rooted in the two great commandments: love God, love neighbor (Matt 22:37–40).</w:t>
@@ -162,7 +346,10 @@
     </w:p>
     <w:p>
       <w:pPr>
-        <w:ind w:left="216"/>
+        <w:pBdr>
+          <w:left w:val="single" w:sz="24" w:space="8" w:color="1F4E79"/>
+        </w:pBdr>
+        <w:spacing w:before="0" w:after="60"/>
       </w:pPr>
       <w:r>
         <w:t>3. This is also the 'where we are on the map' minute the welcome owes any newcomer.</w:t>
@@ -170,24 +357,40 @@
     </w:p>
     <w:p>
       <w:pPr>
-        <w:ind w:left="216"/>
+        <w:pBdr>
+          <w:left w:val="single" w:sz="24" w:space="8" w:color="1F4E79"/>
+        </w:pBdr>
+        <w:spacing w:before="0" w:after="60"/>
       </w:pPr>
       <w:r>
         <w:rPr>
           <w:b/>
           <w:color w:val="595959"/>
         </w:rPr>
-        <w:t>CUES:</w:t>
+        <w:t xml:space="preserve">CUES: </w:t>
       </w:r>
       <w:r>
-        <w:t xml:space="preserve"> Two minutes at most; then tonight's road.</w:t>
+        <w:t>Two minutes at most; then tonight's road.</w:t>
       </w:r>
     </w:p>
     <w:p>
       <w:pPr>
         <w:keepNext/>
-        <w:spacing w:before="160" w:after="20"/>
+        <w:pBdr>
+          <w:left w:val="single" w:sz="24" w:space="8" w:color="1F4E79"/>
+        </w:pBdr>
+        <w:shd w:val="clear" w:color="auto" w:fill="DEEAF6"/>
+        <w:spacing w:before="160" w:after="40"/>
       </w:pPr>
+      <w:r>
+        <w:rPr>
+          <w:rFonts w:ascii="Cambria" w:hAnsi="Cambria"/>
+          <w:b/>
+          <w:color w:val="1F4E79"/>
+          <w:sz w:val="30"/>
+        </w:rPr>
+        <w:t>216</w:t>
+      </w:r>
       <w:r>
         <w:rPr>
           <w:rFonts w:ascii="Cambria" w:hAnsi="Cambria"/>
@@ -195,13 +398,32 @@
           <w:color w:val="2C5F2D"/>
           <w:sz w:val="24"/>
         </w:rPr>
-        <w:t>Slide 4 — Session 15 — Tonight’s Road</w:t>
+        <w:t xml:space="preserve">   Session 15 — Tonight’s Road</w:t>
+      </w:r>
+      <w:r>
+        <w:rPr>
+          <w:b/>
+          <w:color w:val="1F4E79"/>
+          <w:sz w:val="17"/>
+        </w:rPr>
+        <w:t xml:space="preserve">    CONTAINER HOLDER</w:t>
+      </w:r>
+      <w:r>
+        <w:rPr>
+          <w:b w:val="0"/>
+          <w:color w:val="7F7F7F"/>
+          <w:sz w:val="16"/>
+        </w:rPr>
+        <w:t xml:space="preserve">   · slide 4 of 16</w:t>
       </w:r>
     </w:p>
     <w:p>
       <w:pPr>
         <w:keepNext/>
-        <w:spacing w:after="40"/>
+        <w:pBdr>
+          <w:left w:val="single" w:sz="24" w:space="8" w:color="1F4E79"/>
+        </w:pBdr>
+        <w:spacing w:before="0" w:after="60"/>
       </w:pPr>
       <w:r>
         <w:rPr>
@@ -209,44 +431,79 @@
           <w:color w:val="6B8E3F"/>
           <w:sz w:val="18"/>
         </w:rPr>
-        <w:t>S15 · 7:00–7:08 · LEAD: CONTAINER HOLDER · TEEN-LED (CiF)</w:t>
+        <w:t xml:space="preserve">S15 · 7:00–7:08 · </w:t>
+      </w:r>
+      <w:r>
+        <w:rPr>
+          <w:b/>
+          <w:color w:val="1F4E79"/>
+          <w:sz w:val="18"/>
+        </w:rPr>
+        <w:t>LEAD: CONTAINER HOLDER</w:t>
+      </w:r>
+      <w:r>
+        <w:rPr>
+          <w:b/>
+          <w:color w:val="6B8E3F"/>
+          <w:sz w:val="18"/>
+        </w:rPr>
+        <w:t xml:space="preserve"> · TEEN-LED (CiF)</w:t>
       </w:r>
     </w:p>
     <w:p>
       <w:pPr>
-        <w:ind w:left="216"/>
+        <w:pBdr>
+          <w:left w:val="single" w:sz="24" w:space="8" w:color="1F4E79"/>
+        </w:pBdr>
+        <w:spacing w:before="0" w:after="60"/>
       </w:pPr>
       <w:r>
         <w:rPr>
           <w:b/>
           <w:color w:val="595959"/>
         </w:rPr>
-        <w:t>BEATS:</w:t>
+        <w:t xml:space="preserve">BEATS: </w:t>
       </w:r>
       <w:r>
-        <w:t xml:space="preserve"> 1. The Companion-in-Formation carries today's rhythm arc — their fourth and final lead before Week 22; the Four Questions block belongs to the Lead Companion by design. 2. Frame the night: fourteen weeks of practices stop being something we come to and become something we carry — build your own rhythm in your own handwriting; then the parents receive the bravest homework of the series. 3. Name the gap warmly: the break is coming; momentum does not survive gaps — a rhythm does.</w:t>
+        <w:t>1. The Companion-in-Formation carries today's rhythm arc — their fourth and final lead before Week 22; the Four Questions block belongs to the Lead Companion by design. 2. Frame the night: fourteen weeks of practices stop being something we come to and become something we carry — build your own rhythm in your own handwriting; then the parents receive the bravest homework of the series. 3. Name the gap warmly: the break is coming; momentum does not survive gaps — a rhythm does.</w:t>
       </w:r>
     </w:p>
     <w:p>
       <w:pPr>
-        <w:ind w:left="216"/>
+        <w:pBdr>
+          <w:left w:val="single" w:sz="24" w:space="8" w:color="1F4E79"/>
+        </w:pBdr>
+        <w:spacing w:before="0" w:after="60"/>
       </w:pPr>
       <w:r>
         <w:rPr>
           <w:b/>
           <w:color w:val="595959"/>
         </w:rPr>
-        <w:t>CUES:</w:t>
+        <w:t xml:space="preserve">CUES: </w:t>
       </w:r>
       <w:r>
-        <w:t xml:space="preserve"> The Lead Companion sits where the senior can find their eyes all night.</w:t>
+        <w:t>The Lead Companion sits where the senior can find their eyes all night.</w:t>
       </w:r>
     </w:p>
     <w:p>
       <w:pPr>
         <w:keepNext/>
-        <w:spacing w:before="160" w:after="20"/>
+        <w:pBdr>
+          <w:left w:val="single" w:sz="24" w:space="8" w:color="1F4E79"/>
+        </w:pBdr>
+        <w:shd w:val="clear" w:color="auto" w:fill="DEEAF6"/>
+        <w:spacing w:before="160" w:after="40"/>
       </w:pPr>
+      <w:r>
+        <w:rPr>
+          <w:rFonts w:ascii="Cambria" w:hAnsi="Cambria"/>
+          <w:b/>
+          <w:color w:val="1F4E79"/>
+          <w:sz w:val="30"/>
+        </w:rPr>
+        <w:t>217</w:t>
+      </w:r>
       <w:r>
         <w:rPr>
           <w:rFonts w:ascii="Cambria" w:hAnsi="Cambria"/>
@@ -254,13 +511,32 @@
           <w:color w:val="2C5F2D"/>
           <w:sz w:val="24"/>
         </w:rPr>
-        <w:t>Slide 5 — Opening Container — the Eight Steps</w:t>
+        <w:t xml:space="preserve">   Opening Container — the Eight Steps</w:t>
+      </w:r>
+      <w:r>
+        <w:rPr>
+          <w:b/>
+          <w:color w:val="1F4E79"/>
+          <w:sz w:val="17"/>
+        </w:rPr>
+        <w:t xml:space="preserve">    CONTAINER HOLDER</w:t>
+      </w:r>
+      <w:r>
+        <w:rPr>
+          <w:b w:val="0"/>
+          <w:color w:val="7F7F7F"/>
+          <w:sz w:val="16"/>
+        </w:rPr>
+        <w:t xml:space="preserve">   · slide 5 of 16</w:t>
       </w:r>
     </w:p>
     <w:p>
       <w:pPr>
         <w:keepNext/>
-        <w:spacing w:after="40"/>
+        <w:pBdr>
+          <w:left w:val="single" w:sz="24" w:space="8" w:color="1F4E79"/>
+        </w:pBdr>
+        <w:spacing w:before="0" w:after="60"/>
       </w:pPr>
       <w:r>
         <w:rPr>
@@ -268,59 +544,97 @@
           <w:color w:val="6B8E3F"/>
           <w:sz w:val="18"/>
         </w:rPr>
-        <w:t>S15 · 7:00–7:08 · LEAD: CONTAINER HOLDER · TEEN-LED (CiF, from memory)</w:t>
+        <w:t xml:space="preserve">S15 · 7:00–7:08 · </w:t>
+      </w:r>
+      <w:r>
+        <w:rPr>
+          <w:b/>
+          <w:color w:val="1F4E79"/>
+          <w:sz w:val="18"/>
+        </w:rPr>
+        <w:t>LEAD: CONTAINER HOLDER</w:t>
+      </w:r>
+      <w:r>
+        <w:rPr>
+          <w:b/>
+          <w:color w:val="6B8E3F"/>
+          <w:sz w:val="18"/>
+        </w:rPr>
+        <w:t xml:space="preserve"> · TEEN-LED (CiF, from memory)</w:t>
       </w:r>
     </w:p>
     <w:p>
       <w:pPr>
-        <w:ind w:left="216"/>
+        <w:pBdr>
+          <w:left w:val="single" w:sz="24" w:space="8" w:color="1F4E79"/>
+        </w:pBdr>
+        <w:spacing w:before="0" w:after="60"/>
       </w:pPr>
       <w:r>
         <w:rPr>
           <w:b/>
           <w:color w:val="595959"/>
         </w:rPr>
-        <w:t>BEATS:</w:t>
+        <w:t xml:space="preserve">BEATS: </w:t>
       </w:r>
       <w:r>
-        <w:t xml:space="preserve"> 1. The senior opens from memory: blessing first, then the container — Safe, Present, Clear, Intentional, same as every week. 2. Two things today: your rhythm, your handwriting; then four questions for the parents. 3. Unhurried — this is their ninth or tenth container rep, and Week 22 will ask for it in public.</w:t>
+        <w:t>1. The senior opens from memory: blessing first, then the container — Safe, Present, Clear, Intentional, same as every week. 2. Two things today: your rhythm, your handwriting; then four questions for the parents. 3. Unhurried — this is their ninth or tenth container rep, and Week 22 will ask for it in public.</w:t>
       </w:r>
     </w:p>
     <w:p>
       <w:pPr>
-        <w:ind w:left="216"/>
+        <w:pBdr>
+          <w:left w:val="single" w:sz="24" w:space="8" w:color="1F4E79"/>
+        </w:pBdr>
+        <w:spacing w:before="0" w:after="60"/>
       </w:pPr>
       <w:r>
         <w:rPr>
           <w:b/>
           <w:color w:val="595959"/>
         </w:rPr>
-        <w:t>CUES:</w:t>
+        <w:t xml:space="preserve">CUES: </w:t>
       </w:r>
       <w:r>
-        <w:t xml:space="preserve"> Lead Companion in the senior's eyeline. Anything heavy is the adults' to hold — the senior never carries it.</w:t>
+        <w:t>Lead Companion in the senior's eyeline. Anything heavy is the adults' to hold — the senior never carries it.</w:t>
       </w:r>
     </w:p>
     <w:p>
       <w:pPr>
-        <w:ind w:left="216"/>
+        <w:pBdr>
+          <w:left w:val="single" w:sz="24" w:space="8" w:color="1F4E79"/>
+        </w:pBdr>
+        <w:spacing w:before="0" w:after="60"/>
       </w:pPr>
       <w:r>
         <w:rPr>
           <w:b/>
           <w:color w:val="595959"/>
         </w:rPr>
-        <w:t>PAIR LEAD:</w:t>
+        <w:t xml:space="preserve">PAIR LEAD: </w:t>
       </w:r>
       <w:r>
-        <w:t xml:space="preserve"> name the leading pair in the welcome — two leaders hold tonight, and the room will see the evening handed back and forth between them; that is the design. The pair practices the session together beforehand.</w:t>
+        <w:t>name the leading pair in the welcome — two leaders hold tonight, and the room will see the evening handed back and forth between them; that is the design. The pair practices the session together beforehand.</w:t>
       </w:r>
     </w:p>
     <w:p>
       <w:pPr>
         <w:keepNext/>
-        <w:spacing w:before="160" w:after="20"/>
+        <w:pBdr>
+          <w:left w:val="double" w:sz="12" w:space="8" w:color="B45309"/>
+        </w:pBdr>
+        <w:shd w:val="clear" w:color="auto" w:fill="FCE9D6"/>
+        <w:spacing w:before="160" w:after="40"/>
       </w:pPr>
+      <w:r>
+        <w:rPr>
+          <w:rFonts w:ascii="Cambria" w:hAnsi="Cambria"/>
+          <w:b/>
+          <w:color w:val="B45309"/>
+          <w:sz w:val="30"/>
+        </w:rPr>
+        <w:t>218</w:t>
+      </w:r>
       <w:r>
         <w:rPr>
           <w:rFonts w:ascii="Cambria" w:hAnsi="Cambria"/>
@@ -328,13 +642,32 @@
           <w:color w:val="2C5F2D"/>
           <w:sz w:val="24"/>
         </w:rPr>
-        <w:t>Slide 6 — Week 13 Completion — Finishing the Mission Week</w:t>
+        <w:t xml:space="preserve">   Week 13 Completion — Finishing the Mission Week</w:t>
+      </w:r>
+      <w:r>
+        <w:rPr>
+          <w:b/>
+          <w:color w:val="B45309"/>
+          <w:sz w:val="17"/>
+        </w:rPr>
+        <w:t xml:space="preserve">    CONTENT PRESENTER</w:t>
+      </w:r>
+      <w:r>
+        <w:rPr>
+          <w:b w:val="0"/>
+          <w:color w:val="7F7F7F"/>
+          <w:sz w:val="16"/>
+        </w:rPr>
+        <w:t xml:space="preserve">   · slide 6 of 16</w:t>
       </w:r>
     </w:p>
     <w:p>
       <w:pPr>
         <w:keepNext/>
-        <w:spacing w:after="40"/>
+        <w:pBdr>
+          <w:left w:val="double" w:sz="12" w:space="8" w:color="B45309"/>
+        </w:pBdr>
+        <w:spacing w:before="0" w:after="60"/>
       </w:pPr>
       <w:r>
         <w:rPr>
@@ -347,39 +680,58 @@
     </w:p>
     <w:p>
       <w:pPr>
-        <w:ind w:left="216"/>
+        <w:pBdr>
+          <w:left w:val="double" w:sz="12" w:space="8" w:color="B45309"/>
+        </w:pBdr>
+        <w:spacing w:before="0" w:after="60"/>
       </w:pPr>
       <w:r>
         <w:rPr>
           <w:b/>
           <w:color w:val="595959"/>
         </w:rPr>
-        <w:t>BEATS:</w:t>
+        <w:t xml:space="preserve">BEATS: </w:t>
       </w:r>
       <w:r>
-        <w:t xml:space="preserve"> 1. Finish the Mission week: anyone whose downhill answer was unfinished, or has changed shape since — one sentence, now, to the room. 2. Receive each without commentary; the answers carry forward to the Week 21 commissioning. 3. Then the practice check, ninety seconds: one sentence on the one small action.</w:t>
+        <w:t>1. Finish the Mission week: anyone whose downhill answer was unfinished, or has changed shape since — one sentence, now, to the room. 2. Receive each without commentary; the answers carry forward to the Week 21 commissioning. 3. Then the practice check, ninety seconds: one sentence on the one small action.</w:t>
       </w:r>
     </w:p>
     <w:p>
       <w:pPr>
-        <w:ind w:left="216"/>
+        <w:pBdr>
+          <w:left w:val="double" w:sz="12" w:space="8" w:color="B45309"/>
+        </w:pBdr>
+        <w:spacing w:before="0" w:after="60"/>
       </w:pPr>
       <w:r>
         <w:rPr>
           <w:b/>
           <w:color w:val="595959"/>
         </w:rPr>
-        <w:t>CUES:</w:t>
+        <w:t xml:space="preserve">CUES: </w:t>
       </w:r>
       <w:r>
-        <w:t xml:space="preserve"> The arranged parent starts the round (Run Card) — never a cold call on a teen; teens choose their depth; pass anytime.</w:t>
+        <w:t>The arranged parent starts the round (Run Card) — never a cold call on a teen; teens choose their depth; pass anytime.</w:t>
       </w:r>
     </w:p>
     <w:p>
       <w:pPr>
         <w:keepNext/>
-        <w:spacing w:before="160" w:after="20"/>
+        <w:pBdr>
+          <w:left w:val="double" w:sz="12" w:space="8" w:color="B45309"/>
+        </w:pBdr>
+        <w:shd w:val="clear" w:color="auto" w:fill="FCE9D6"/>
+        <w:spacing w:before="160" w:after="40"/>
       </w:pPr>
+      <w:r>
+        <w:rPr>
+          <w:rFonts w:ascii="Cambria" w:hAnsi="Cambria"/>
+          <w:b/>
+          <w:color w:val="B45309"/>
+          <w:sz w:val="30"/>
+        </w:rPr>
+        <w:t>219</w:t>
+      </w:r>
       <w:r>
         <w:rPr>
           <w:rFonts w:ascii="Cambria" w:hAnsi="Cambria"/>
@@ -387,13 +739,32 @@
           <w:color w:val="2C5F2D"/>
           <w:sz w:val="24"/>
         </w:rPr>
-        <w:t>Slide 7 — The Long Walk — Galatians 6:9</w:t>
+        <w:t xml:space="preserve">   The Long Walk — Galatians 6:9</w:t>
+      </w:r>
+      <w:r>
+        <w:rPr>
+          <w:b/>
+          <w:color w:val="B45309"/>
+          <w:sz w:val="17"/>
+        </w:rPr>
+        <w:t xml:space="preserve">    CONTENT PRESENTER</w:t>
+      </w:r>
+      <w:r>
+        <w:rPr>
+          <w:b w:val="0"/>
+          <w:color w:val="7F7F7F"/>
+          <w:sz w:val="16"/>
+        </w:rPr>
+        <w:t xml:space="preserve">   · slide 7 of 16</w:t>
       </w:r>
     </w:p>
     <w:p>
       <w:pPr>
         <w:keepNext/>
-        <w:spacing w:after="40"/>
+        <w:pBdr>
+          <w:left w:val="double" w:sz="12" w:space="8" w:color="B45309"/>
+        </w:pBdr>
+        <w:spacing w:before="0" w:after="60"/>
       </w:pPr>
       <w:r>
         <w:rPr>
@@ -401,44 +772,79 @@
           <w:color w:val="6B8E3F"/>
           <w:sz w:val="18"/>
         </w:rPr>
-        <w:t>S15 · 7:29–7:36 · LEAD: CONTENT PRESENTER · TEEN-LED (CiF)</w:t>
+        <w:t xml:space="preserve">S15 · 7:29–7:36 · </w:t>
+      </w:r>
+      <w:r>
+        <w:rPr>
+          <w:b/>
+          <w:color w:val="B45309"/>
+          <w:sz w:val="18"/>
+        </w:rPr>
+        <w:t>LEAD: CONTENT PRESENTER</w:t>
+      </w:r>
+      <w:r>
+        <w:rPr>
+          <w:b/>
+          <w:color w:val="6B8E3F"/>
+          <w:sz w:val="18"/>
+        </w:rPr>
+        <w:t xml:space="preserve"> · TEEN-LED (CiF)</w:t>
       </w:r>
     </w:p>
     <w:p>
       <w:pPr>
-        <w:ind w:left="216"/>
+        <w:pBdr>
+          <w:left w:val="double" w:sz="12" w:space="8" w:color="B45309"/>
+        </w:pBdr>
+        <w:spacing w:before="0" w:after="60"/>
       </w:pPr>
       <w:r>
         <w:rPr>
           <w:b/>
           <w:color w:val="595959"/>
         </w:rPr>
-        <w:t>BEATS:</w:t>
+        <w:t xml:space="preserve">BEATS: </w:t>
       </w:r>
       <w:r>
-        <w:t xml:space="preserve"> 1. Read Galatians 6:9 slowly. 2. Teach it: Paul assumes the weariness; the condition is not giving up; the season is His — the not-giving-up is ours. Nobody white-knuckles through years; people with a rhythm walk through years. 3. Name the break plainly: for twelve weeks the room carried the practices; over the break there is no evenings. What crosses a gap is not momentum — it is a rhythm built on purpose, today, before the gap.</w:t>
+        <w:t>1. Read Galatians 6:9 slowly. 2. Teach it: Paul assumes the weariness; the condition is not giving up; the season is His — the not-giving-up is ours. Nobody white-knuckles through years; people with a rhythm walk through years. 3. Name the break plainly: for twelve weeks the room carried the practices; over the break there is no evenings. What crosses a gap is not momentum — it is a rhythm built on purpose, today, before the gap.</w:t>
       </w:r>
     </w:p>
     <w:p>
       <w:pPr>
-        <w:ind w:left="216"/>
+        <w:pBdr>
+          <w:left w:val="double" w:sz="12" w:space="8" w:color="B45309"/>
+        </w:pBdr>
+        <w:spacing w:before="0" w:after="60"/>
       </w:pPr>
       <w:r>
         <w:rPr>
           <w:b/>
           <w:color w:val="595959"/>
         </w:rPr>
-        <w:t>GUARD:</w:t>
+        <w:t xml:space="preserve">GUARD: </w:t>
       </w:r>
       <w:r>
-        <w:t xml:space="preserve"> For some families the breaks ARE the dry season — name that warmly from the front; Lead Companions watch who flinches when it is named.</w:t>
+        <w:t>For some families the breaks ARE the dry season — name that warmly from the front; Lead Companions watch who flinches when it is named.</w:t>
       </w:r>
     </w:p>
     <w:p>
       <w:pPr>
         <w:keepNext/>
-        <w:spacing w:before="160" w:after="20"/>
+        <w:pBdr>
+          <w:left w:val="double" w:sz="12" w:space="8" w:color="B45309"/>
+        </w:pBdr>
+        <w:shd w:val="clear" w:color="auto" w:fill="FCE9D6"/>
+        <w:spacing w:before="160" w:after="40"/>
       </w:pPr>
+      <w:r>
+        <w:rPr>
+          <w:rFonts w:ascii="Cambria" w:hAnsi="Cambria"/>
+          <w:b/>
+          <w:color w:val="B45309"/>
+          <w:sz w:val="30"/>
+        </w:rPr>
+        <w:t>220</w:t>
+      </w:r>
       <w:r>
         <w:rPr>
           <w:rFonts w:ascii="Cambria" w:hAnsi="Cambria"/>
@@ -446,13 +852,32 @@
           <w:color w:val="2C5F2D"/>
           <w:sz w:val="24"/>
         </w:rPr>
-        <w:t>Slide 8 — The Rhythm Card Introduced</w:t>
+        <w:t xml:space="preserve">   The Rhythm Card Introduced</w:t>
+      </w:r>
+      <w:r>
+        <w:rPr>
+          <w:b/>
+          <w:color w:val="B45309"/>
+          <w:sz w:val="17"/>
+        </w:rPr>
+        <w:t xml:space="preserve">    CONTENT PRESENTER</w:t>
+      </w:r>
+      <w:r>
+        <w:rPr>
+          <w:b w:val="0"/>
+          <w:color w:val="7F7F7F"/>
+          <w:sz w:val="16"/>
+        </w:rPr>
+        <w:t xml:space="preserve">   · slide 8 of 16</w:t>
       </w:r>
     </w:p>
     <w:p>
       <w:pPr>
         <w:keepNext/>
-        <w:spacing w:after="40"/>
+        <w:pBdr>
+          <w:left w:val="double" w:sz="12" w:space="8" w:color="B45309"/>
+        </w:pBdr>
+        <w:spacing w:before="0" w:after="60"/>
       </w:pPr>
       <w:r>
         <w:rPr>
@@ -460,29 +885,61 @@
           <w:color w:val="6B8E3F"/>
           <w:sz w:val="18"/>
         </w:rPr>
-        <w:t>S15 · 7:36–7:39 · LEAD: CONTENT PRESENTER · TEEN-LED (CiF)</w:t>
+        <w:t xml:space="preserve">S15 · 7:36–7:39 · </w:t>
+      </w:r>
+      <w:r>
+        <w:rPr>
+          <w:b/>
+          <w:color w:val="B45309"/>
+          <w:sz w:val="18"/>
+        </w:rPr>
+        <w:t>LEAD: CONTENT PRESENTER</w:t>
+      </w:r>
+      <w:r>
+        <w:rPr>
+          <w:b/>
+          <w:color w:val="6B8E3F"/>
+          <w:sz w:val="18"/>
+        </w:rPr>
+        <w:t xml:space="preserve"> · TEEN-LED (CiF)</w:t>
       </w:r>
     </w:p>
     <w:p>
       <w:pPr>
-        <w:ind w:left="216"/>
+        <w:pBdr>
+          <w:left w:val="double" w:sz="12" w:space="8" w:color="B45309"/>
+        </w:pBdr>
+        <w:spacing w:before="0" w:after="60"/>
       </w:pPr>
       <w:r>
         <w:rPr>
           <w:b/>
           <w:color w:val="595959"/>
         </w:rPr>
-        <w:t>BEATS:</w:t>
+        <w:t xml:space="preserve">BEATS: </w:t>
       </w:r>
       <w:r>
-        <w:t xml:space="preserve"> 1. Rhythm Cards out of the folders: Daily (morning question, evening note, PROAPT if the season allows), Weekly (one named person, a sabbath rhythm), Monthly (clearing time, Four-Connects review), Seasonally. Nothing new — you are choosing what you actually take with you. 2. State the honesty rule; it is the whole exercise: write the rhythm you will actually keep, not the one that impresses you. 3. The starter floor is two practices, six minutes a day — six honest minutes is a real rhythm. 4. After the founder's morning-flow moment (next slide), send the pairs: families together, own handwriting. Go.</w:t>
+        <w:t>1. Rhythm Cards out of the folders: Daily (morning question, evening note, PROAPT if the season allows), Weekly (one named person, a sabbath rhythm), Monthly (clearing time, Four-Connects review), Seasonally. Nothing new — you are choosing what you actually take with you. 2. State the honesty rule; it is the whole exercise: write the rhythm you will actually keep, not the one that impresses you. 3. The starter floor is two practices, six minutes a day — six honest minutes is a real rhythm. 4. After the founder's morning-flow moment (next slide), send the pairs: families together, own handwriting. Go.</w:t>
       </w:r>
     </w:p>
     <w:p>
       <w:pPr>
         <w:keepNext/>
-        <w:spacing w:before="160" w:after="20"/>
+        <w:pBdr>
+          <w:left w:val="double" w:sz="12" w:space="8" w:color="B45309"/>
+        </w:pBdr>
+        <w:shd w:val="clear" w:color="auto" w:fill="FCE9D6"/>
+        <w:spacing w:before="160" w:after="40"/>
       </w:pPr>
+      <w:r>
+        <w:rPr>
+          <w:rFonts w:ascii="Cambria" w:hAnsi="Cambria"/>
+          <w:b/>
+          <w:color w:val="B45309"/>
+          <w:sz w:val="30"/>
+        </w:rPr>
+        <w:t>221</w:t>
+      </w:r>
       <w:r>
         <w:rPr>
           <w:rFonts w:ascii="Cambria" w:hAnsi="Cambria"/>
@@ -490,13 +947,32 @@
           <w:color w:val="2C5F2D"/>
           <w:sz w:val="24"/>
         </w:rPr>
-        <w:t>Slide 9 — A Rhythm You Can See — One Morning Flow</w:t>
+        <w:t xml:space="preserve">   A Rhythm You Can See — One Morning Flow</w:t>
+      </w:r>
+      <w:r>
+        <w:rPr>
+          <w:b/>
+          <w:color w:val="B45309"/>
+          <w:sz w:val="17"/>
+        </w:rPr>
+        <w:t xml:space="preserve">    CONTENT PRESENTER</w:t>
+      </w:r>
+      <w:r>
+        <w:rPr>
+          <w:b w:val="0"/>
+          <w:color w:val="7F7F7F"/>
+          <w:sz w:val="16"/>
+        </w:rPr>
+        <w:t xml:space="preserve">   · slide 9 of 16</w:t>
       </w:r>
     </w:p>
     <w:p>
       <w:pPr>
         <w:keepNext/>
-        <w:spacing w:after="40"/>
+        <w:pBdr>
+          <w:left w:val="double" w:sz="12" w:space="8" w:color="B45309"/>
+        </w:pBdr>
+        <w:spacing w:before="0" w:after="60"/>
       </w:pPr>
       <w:r>
         <w:rPr>
@@ -509,32 +985,58 @@
     </w:p>
     <w:p>
       <w:pPr>
-        <w:ind w:left="216"/>
+        <w:pBdr>
+          <w:left w:val="double" w:sz="12" w:space="8" w:color="B45309"/>
+        </w:pBdr>
+        <w:spacing w:before="0" w:after="60"/>
       </w:pPr>
       <w:r>
         <w:rPr>
           <w:b/>
           <w:color w:val="595959"/>
         </w:rPr>
-        <w:t>BEATS:</w:t>
+        <w:t xml:space="preserve">BEATS: </w:t>
       </w:r>
       <w:r>
-        <w:t xml:space="preserve"> 1. Show where a kept card can go — four images, prayed in the same order every morning for years. 2. Walk them: a bench above an evening valley — drawn into God, grounded; a quiet chair with an open Bible — listening for His voice today; rings widening on still water — being changed, ripples reaching people never traced; a hiker mid-leap rock to rock — into the day, certain at each point. Grounding. Hearing. Changing. Leaping. 3. The invitation — never an assignment: as you keep your card, watch for your own four images; the journal has a page waiting.</w:t>
+        <w:t>1. Show where a kept card can go — four images, prayed in the same order every morning for years. 2. Walk them: a bench above an evening valley — drawn into God, grounded; a quiet chair with an open Bible — listening for His voice today; rings widening on still water — being changed, ripples reaching people never traced; a hiker mid-leap rock to rock — into the day, certain at each point. Grounding. Hearing. Changing. Leaping. 3. The invitation — never an assignment: as you keep your card, watch for your own four images; the journal has a page waiting.</w:t>
       </w:r>
     </w:p>
     <w:p>
       <w:pPr>
-        <w:ind w:left="216"/>
+        <w:pBdr>
+          <w:left w:val="double" w:sz="12" w:space="8" w:color="B45309"/>
+        </w:pBdr>
+        <w:spacing w:before="0" w:after="60"/>
       </w:pPr>
       <w:r>
-        <w:t>SUB: These are John's images and John's morning flow, kept for years — present them AS his: this is our founder's rhythm; nobody assigned him these pictures — they became his by keeping them. Do not claim it as yours. Then the invitation stands unchanged.</w:t>
+        <w:rPr>
+          <w:b/>
+          <w:color w:val="595959"/>
+        </w:rPr>
+        <w:t xml:space="preserve">SUB: </w:t>
+      </w:r>
+      <w:r>
+        <w:t>These are John's images and John's morning flow, kept for years — present them AS his: this is our founder's rhythm; nobody assigned him these pictures — they became his by keeping them. Do not claim it as yours. Then the invitation stands unchanged.</w:t>
       </w:r>
     </w:p>
     <w:p>
       <w:pPr>
         <w:keepNext/>
-        <w:spacing w:before="160" w:after="20"/>
+        <w:pBdr>
+          <w:left w:val="double" w:sz="12" w:space="8" w:color="B45309"/>
+        </w:pBdr>
+        <w:shd w:val="clear" w:color="auto" w:fill="FCE9D6"/>
+        <w:spacing w:before="160" w:after="40"/>
       </w:pPr>
+      <w:r>
+        <w:rPr>
+          <w:rFonts w:ascii="Cambria" w:hAnsi="Cambria"/>
+          <w:b/>
+          <w:color w:val="B45309"/>
+          <w:sz w:val="30"/>
+        </w:rPr>
+        <w:t>222</w:t>
+      </w:r>
       <w:r>
         <w:rPr>
           <w:rFonts w:ascii="Cambria" w:hAnsi="Cambria"/>
@@ -542,13 +1044,32 @@
           <w:color w:val="2C5F2D"/>
           <w:sz w:val="24"/>
         </w:rPr>
-        <w:t>Slide 10 — Building Your Rhythm Card</w:t>
+        <w:t xml:space="preserve">   Building Your Rhythm Card</w:t>
+      </w:r>
+      <w:r>
+        <w:rPr>
+          <w:b/>
+          <w:color w:val="B45309"/>
+          <w:sz w:val="17"/>
+        </w:rPr>
+        <w:t xml:space="preserve">    CONTENT PRESENTER</w:t>
+      </w:r>
+      <w:r>
+        <w:rPr>
+          <w:b w:val="0"/>
+          <w:color w:val="7F7F7F"/>
+          <w:sz w:val="16"/>
+        </w:rPr>
+        <w:t xml:space="preserve">   · slide 10 of 16</w:t>
       </w:r>
     </w:p>
     <w:p>
       <w:pPr>
         <w:keepNext/>
-        <w:spacing w:after="40"/>
+        <w:pBdr>
+          <w:left w:val="double" w:sz="12" w:space="8" w:color="B45309"/>
+        </w:pBdr>
+        <w:spacing w:before="0" w:after="60"/>
       </w:pPr>
       <w:r>
         <w:rPr>
@@ -556,59 +1077,97 @@
           <w:color w:val="6B8E3F"/>
           <w:sz w:val="18"/>
         </w:rPr>
-        <w:t>S15 · 7:39–7:58 · LEAD: CONTENT PRESENTER · FAMILY PAIRS</w:t>
+        <w:t xml:space="preserve">S15 · 7:39–7:58 · </w:t>
+      </w:r>
+      <w:r>
+        <w:rPr>
+          <w:b/>
+          <w:color w:val="B45309"/>
+          <w:sz w:val="18"/>
+        </w:rPr>
+        <w:t>LEAD: CONTENT PRESENTER</w:t>
+      </w:r>
+      <w:r>
+        <w:rPr>
+          <w:b/>
+          <w:color w:val="6B8E3F"/>
+          <w:sz w:val="18"/>
+        </w:rPr>
+        <w:t xml:space="preserve"> · FAMILY PAIRS</w:t>
       </w:r>
     </w:p>
     <w:p>
       <w:pPr>
-        <w:ind w:left="216"/>
+        <w:pBdr>
+          <w:left w:val="double" w:sz="12" w:space="8" w:color="B45309"/>
+        </w:pBdr>
+        <w:spacing w:before="0" w:after="60"/>
       </w:pPr>
       <w:r>
         <w:rPr>
           <w:b/>
           <w:color w:val="595959"/>
         </w:rPr>
-        <w:t>BEATS:</w:t>
+        <w:t xml:space="preserve">BEATS: </w:t>
       </w:r>
       <w:r>
-        <w:t xml:space="preserve"> 1. Everyone builds H15.2 in their own handwriting — never typed, never filled in for anyone; families build side by side. 2. Coach specificity: 'morning question, 6:50, kitchen table, before my phone' is a rhythm; a wish is not. 3. Coach DOWN, not up: which two survive exam season? Start there — the card lets you add later. 4. The weekly-partner line is the most important line on the sheet: an actual name. 5. Close with each person reading their daily line aloud to the pair.</w:t>
+        <w:t>1. Everyone builds H15.2 in their own handwriting — never typed, never filled in for anyone; families build side by side. 2. Coach specificity: 'morning question, 6:50, kitchen table, before my phone' is a rhythm; a wish is not. 3. Coach DOWN, not up: which two survive exam season? Start there — the card lets you add later. 4. The weekly-partner line is the most important line on the sheet: an actual name. 5. Close with each person reading their daily line aloud to the pair.</w:t>
       </w:r>
     </w:p>
     <w:p>
       <w:pPr>
-        <w:ind w:left="216"/>
+        <w:pBdr>
+          <w:left w:val="double" w:sz="12" w:space="8" w:color="B45309"/>
+        </w:pBdr>
+        <w:spacing w:before="0" w:after="60"/>
       </w:pPr>
       <w:r>
         <w:rPr>
           <w:b/>
           <w:color w:val="595959"/>
         </w:rPr>
-        <w:t>CUES:</w:t>
+        <w:t xml:space="preserve">CUES: </w:t>
       </w:r>
       <w:r>
-        <w:t xml:space="preserve"> A parent reads first — arranged ahead (Run Card), never a cold call on a teen; pass anytime.</w:t>
+        <w:t>A parent reads first — arranged ahead (Run Card), never a cold call on a teen; pass anytime.</w:t>
       </w:r>
     </w:p>
     <w:p>
       <w:pPr>
-        <w:ind w:left="216"/>
+        <w:pBdr>
+          <w:left w:val="double" w:sz="12" w:space="8" w:color="B45309"/>
+        </w:pBdr>
+        <w:spacing w:before="0" w:after="60"/>
       </w:pPr>
       <w:r>
         <w:rPr>
           <w:b/>
           <w:color w:val="595959"/>
         </w:rPr>
-        <w:t>GUARD:</w:t>
+        <w:t xml:space="preserve">GUARD: </w:t>
       </w:r>
       <w:r>
-        <w:t xml:space="preserve"> A blank weekly line usually means 'nobody would want the job' — don't fix it in the pair; note it for follow-up. Anything heavy goes to the adult after the pair closes.</w:t>
+        <w:t>A blank weekly line usually means 'nobody would want the job' — don't fix it in the pair; note it for follow-up. Anything heavy goes to the adult after the pair closes.</w:t>
       </w:r>
     </w:p>
     <w:p>
       <w:pPr>
         <w:keepNext/>
-        <w:spacing w:before="160" w:after="20"/>
+        <w:pBdr>
+          <w:left w:val="double" w:sz="12" w:space="8" w:color="B45309"/>
+        </w:pBdr>
+        <w:shd w:val="clear" w:color="auto" w:fill="FCE9D6"/>
+        <w:spacing w:before="160" w:after="40"/>
       </w:pPr>
+      <w:r>
+        <w:rPr>
+          <w:rFonts w:ascii="Cambria" w:hAnsi="Cambria"/>
+          <w:b/>
+          <w:color w:val="B45309"/>
+          <w:sz w:val="30"/>
+        </w:rPr>
+        <w:t>223</w:t>
+      </w:r>
       <w:r>
         <w:rPr>
           <w:rFonts w:ascii="Cambria" w:hAnsi="Cambria"/>
@@ -616,13 +1175,32 @@
           <w:color w:val="2C5F2D"/>
           <w:sz w:val="24"/>
         </w:rPr>
-        <w:t>Slide 11 — The Four Questions</w:t>
+        <w:t xml:space="preserve">   The Four Questions</w:t>
+      </w:r>
+      <w:r>
+        <w:rPr>
+          <w:b/>
+          <w:color w:val="B45309"/>
+          <w:sz w:val="17"/>
+        </w:rPr>
+        <w:t xml:space="preserve">    CONTENT PRESENTER</w:t>
+      </w:r>
+      <w:r>
+        <w:rPr>
+          <w:b w:val="0"/>
+          <w:color w:val="7F7F7F"/>
+          <w:sz w:val="16"/>
+        </w:rPr>
+        <w:t xml:space="preserve">   · slide 11 of 16</w:t>
       </w:r>
     </w:p>
     <w:p>
       <w:pPr>
         <w:keepNext/>
-        <w:spacing w:after="40"/>
+        <w:pBdr>
+          <w:left w:val="double" w:sz="12" w:space="8" w:color="B45309"/>
+        </w:pBdr>
+        <w:spacing w:before="0" w:after="60"/>
       </w:pPr>
       <w:r>
         <w:rPr>
@@ -630,52 +1208,97 @@
           <w:color w:val="6B8E3F"/>
           <w:sz w:val="18"/>
         </w:rPr>
-        <w:t>S15 · 7:58–8:20 · LEAD: CONTENT PRESENTER · LEAD COMPANION (senior sits as a member)</w:t>
+        <w:t xml:space="preserve">S15 · 7:58–8:20 · </w:t>
+      </w:r>
+      <w:r>
+        <w:rPr>
+          <w:b/>
+          <w:color w:val="B45309"/>
+          <w:sz w:val="18"/>
+        </w:rPr>
+        <w:t>LEAD: CONTENT PRESENTER</w:t>
+      </w:r>
+      <w:r>
+        <w:rPr>
+          <w:b/>
+          <w:color w:val="6B8E3F"/>
+          <w:sz w:val="18"/>
+        </w:rPr>
+        <w:t xml:space="preserve"> · LEAD COMPANION (senior sits as a member)</w:t>
       </w:r>
     </w:p>
     <w:p>
       <w:pPr>
-        <w:ind w:left="216"/>
+        <w:pBdr>
+          <w:left w:val="double" w:sz="12" w:space="8" w:color="B45309"/>
+        </w:pBdr>
+        <w:spacing w:before="0" w:after="60"/>
       </w:pPr>
       <w:r>
         <w:rPr>
           <w:b/>
           <w:color w:val="595959"/>
         </w:rPr>
-        <w:t>BEATS:</w:t>
+        <w:t xml:space="preserve">BEATS: </w:t>
       </w:r>
       <w:r>
-        <w:t xml:space="preserve"> 1. Four questions on the board, in order, aloud — H15.3 has them exact. 2. Name the rehearsal: the weekly feedback round trained this posture. 3. The story (SUB). 4. Commission the willing; the card home in a parent's hand.</w:t>
+        <w:t>1. Four questions on the board, in order, aloud — H15.3 has them exact. 2. Name the rehearsal: the weekly feedback round trained this posture. 3. The story (SUB). 4. Commission the willing; the card home in a parent's hand.</w:t>
       </w:r>
     </w:p>
     <w:p>
       <w:pPr>
-        <w:ind w:left="216"/>
+        <w:pBdr>
+          <w:left w:val="double" w:sz="12" w:space="8" w:color="B45309"/>
+        </w:pBdr>
+        <w:spacing w:before="0" w:after="60"/>
       </w:pPr>
       <w:r>
         <w:rPr>
           <w:b/>
           <w:color w:val="595959"/>
         </w:rPr>
-        <w:t>GUARD:</w:t>
+        <w:t xml:space="preserve">GUARD: </w:t>
       </w:r>
       <w:r>
-        <w:t xml:space="preserve"> Willing-only BOTH directions — pass is a full answer at home; alarm on a teen's face = repeat the guard 1:1 before they leave. Receive without defending; never punish an answer later; not ready means wait. Invisible by default — no audits. A letter counts; 'not yet' counts. Abuse or self-harm = Section 6. If it lands on someone mid-block, the second adult moves to them; keep presenting.</w:t>
+        <w:t>Willing-only BOTH directions — pass is a full answer at home; alarm on a teen's face = repeat the guard 1:1 before they leave. Receive without defending; never punish an answer later; not ready means wait. Invisible by default — no audits. A letter counts; 'not yet' counts. Abuse or self-harm = Section 6. If it lands on someone mid-block, the second adult moves to them; keep presenting.</w:t>
       </w:r>
     </w:p>
     <w:p>
       <w:pPr>
-        <w:ind w:left="216"/>
+        <w:pBdr>
+          <w:left w:val="double" w:sz="12" w:space="8" w:color="B45309"/>
+        </w:pBdr>
+        <w:spacing w:before="0" w:after="60"/>
       </w:pPr>
       <w:r>
-        <w:t>SUB: The block ends in the founder's own story of asking these at home. Summarize that John has done this himself — he never once regretted asking — or tell your own if you truly have one. Never claim his.</w:t>
+        <w:rPr>
+          <w:b/>
+          <w:color w:val="595959"/>
+        </w:rPr>
+        <w:t xml:space="preserve">SUB: </w:t>
+      </w:r>
+      <w:r>
+        <w:t>The block ends in the founder's own story of asking these at home. Summarize that John has done this himself — he never once regretted asking — or tell your own if you truly have one. Never claim his.</w:t>
       </w:r>
     </w:p>
     <w:p>
       <w:pPr>
         <w:keepNext/>
-        <w:spacing w:before="160" w:after="20"/>
+        <w:pBdr>
+          <w:left w:val="thickThinSmallGap" w:sz="24" w:space="8" w:color="6B3FA0"/>
+        </w:pBdr>
+        <w:shd w:val="clear" w:color="auto" w:fill="ECE3F5"/>
+        <w:spacing w:before="160" w:after="40"/>
       </w:pPr>
+      <w:r>
+        <w:rPr>
+          <w:rFonts w:ascii="Cambria" w:hAnsi="Cambria"/>
+          <w:b/>
+          <w:color w:val="6B3FA0"/>
+          <w:sz w:val="30"/>
+        </w:rPr>
+        <w:t>224</w:t>
+      </w:r>
       <w:r>
         <w:rPr>
           <w:rFonts w:ascii="Cambria" w:hAnsi="Cambria"/>
@@ -683,13 +1306,32 @@
           <w:color w:val="2C5F2D"/>
           <w:sz w:val="24"/>
         </w:rPr>
-        <w:t>Slide 12 — The Leader Feedback Round</w:t>
+        <w:t xml:space="preserve">   The Leader Feedback Round</w:t>
+      </w:r>
+      <w:r>
+        <w:rPr>
+          <w:b/>
+          <w:color w:val="6B3FA0"/>
+          <w:sz w:val="17"/>
+        </w:rPr>
+        <w:t xml:space="preserve">    BOTH LEADERS</w:t>
+      </w:r>
+      <w:r>
+        <w:rPr>
+          <w:b w:val="0"/>
+          <w:color w:val="7F7F7F"/>
+          <w:sz w:val="16"/>
+        </w:rPr>
+        <w:t xml:space="preserve">   · slide 12 of 16</w:t>
       </w:r>
     </w:p>
     <w:p>
       <w:pPr>
         <w:keepNext/>
-        <w:spacing w:after="40"/>
+        <w:pBdr>
+          <w:left w:val="thickThinSmallGap" w:sz="24" w:space="8" w:color="6B3FA0"/>
+        </w:pBdr>
+        <w:spacing w:before="0" w:after="60"/>
       </w:pPr>
       <w:r>
         <w:rPr>
@@ -697,44 +1339,78 @@
           <w:color w:val="6B8E3F"/>
           <w:sz w:val="18"/>
         </w:rPr>
-        <w:t>S15 · 8:24–8:28 · LEAD: BOTH LEADERS</w:t>
+        <w:t xml:space="preserve">S15 · 8:24–8:28 · </w:t>
+      </w:r>
+      <w:r>
+        <w:rPr>
+          <w:b/>
+          <w:color w:val="6B3FA0"/>
+          <w:sz w:val="18"/>
+        </w:rPr>
+        <w:t>LEAD: BOTH LEADERS</w:t>
+      </w:r>
+      <w:r>
+        <w:rPr>
+          <w:b/>
+          <w:color w:val="6B8E3F"/>
+          <w:sz w:val="18"/>
+        </w:rPr>
       </w:r>
     </w:p>
     <w:p>
       <w:pPr>
-        <w:ind w:left="216"/>
+        <w:pBdr>
+          <w:left w:val="thickThinSmallGap" w:sz="24" w:space="8" w:color="6B3FA0"/>
+        </w:pBdr>
+        <w:spacing w:before="0" w:after="60"/>
       </w:pPr>
       <w:r>
         <w:rPr>
           <w:b/>
           <w:color w:val="595959"/>
         </w:rPr>
-        <w:t>BEATS:</w:t>
+        <w:t xml:space="preserve">BEATS: </w:t>
       </w:r>
       <w:r>
-        <w:t xml:space="preserve"> 1. The senior answers first — went well, do differently, what I'd tell someone teaching this. 2. The Lead Companion answers the two questions for the parts they carried. 3. The room, same two questions — two or three voices each. 4. Close by naming one thing the team watched grow across all four of the senior's leads — and say aloud that the room just heard what this round has been rehearsing all along. It sets the table for Week 22.</w:t>
+        <w:t>1. The senior answers first — went well, do differently, what I'd tell someone teaching this. 2. The Lead Companion answers the two questions for the parts they carried. 3. The room, same two questions — two or three voices each. 4. Close by naming one thing the team watched grow across all four of the senior's leads — and say aloud that the room just heard what this round has been rehearsing all along. It sets the table for Week 22.</w:t>
       </w:r>
     </w:p>
     <w:p>
       <w:pPr>
-        <w:ind w:left="216"/>
+        <w:pBdr>
+          <w:left w:val="thickThinSmallGap" w:sz="24" w:space="8" w:color="6B3FA0"/>
+        </w:pBdr>
+        <w:spacing w:before="0" w:after="60"/>
       </w:pPr>
       <w:r>
         <w:rPr>
           <w:b/>
           <w:color w:val="595959"/>
         </w:rPr>
-        <w:t>GUARD:</w:t>
+        <w:t xml:space="preserve">GUARD: </w:t>
       </w:r>
       <w:r>
-        <w:t xml:space="preserve"> Receive without defending — 'thank you' is the whole response.</w:t>
+        <w:t>Receive without defending — 'thank you' is the whole response.</w:t>
       </w:r>
     </w:p>
     <w:p>
       <w:pPr>
         <w:keepNext/>
-        <w:spacing w:before="160" w:after="20"/>
+        <w:pBdr>
+          <w:left w:val="single" w:sz="24" w:space="8" w:color="1F4E79"/>
+        </w:pBdr>
+        <w:shd w:val="clear" w:color="auto" w:fill="DEEAF6"/>
+        <w:spacing w:before="160" w:after="40"/>
       </w:pPr>
+      <w:r>
+        <w:rPr>
+          <w:rFonts w:ascii="Cambria" w:hAnsi="Cambria"/>
+          <w:b/>
+          <w:color w:val="1F4E79"/>
+          <w:sz w:val="30"/>
+        </w:rPr>
+        <w:t>225</w:t>
+      </w:r>
       <w:r>
         <w:rPr>
           <w:rFonts w:ascii="Cambria" w:hAnsi="Cambria"/>
@@ -742,13 +1418,32 @@
           <w:color w:val="2C5F2D"/>
           <w:sz w:val="24"/>
         </w:rPr>
-        <w:t>Slide 13 — Closing the Container + Aaronic Blessing</w:t>
+        <w:t xml:space="preserve">   Closing the Container + Aaronic Blessing</w:t>
+      </w:r>
+      <w:r>
+        <w:rPr>
+          <w:b/>
+          <w:color w:val="1F4E79"/>
+          <w:sz w:val="17"/>
+        </w:rPr>
+        <w:t xml:space="preserve">    CONTAINER HOLDER</w:t>
+      </w:r>
+      <w:r>
+        <w:rPr>
+          <w:b w:val="0"/>
+          <w:color w:val="7F7F7F"/>
+          <w:sz w:val="16"/>
+        </w:rPr>
+        <w:t xml:space="preserve">   · slide 13 of 16</w:t>
       </w:r>
     </w:p>
     <w:p>
       <w:pPr>
         <w:keepNext/>
-        <w:spacing w:after="40"/>
+        <w:pBdr>
+          <w:left w:val="single" w:sz="24" w:space="8" w:color="1F4E79"/>
+        </w:pBdr>
+        <w:spacing w:before="0" w:after="60"/>
       </w:pPr>
       <w:r>
         <w:rPr>
@@ -761,24 +1456,40 @@
     </w:p>
     <w:p>
       <w:pPr>
-        <w:ind w:left="216"/>
+        <w:pBdr>
+          <w:left w:val="single" w:sz="24" w:space="8" w:color="1F4E79"/>
+        </w:pBdr>
+        <w:spacing w:before="0" w:after="60"/>
       </w:pPr>
       <w:r>
         <w:rPr>
           <w:b/>
           <w:color w:val="595959"/>
         </w:rPr>
-        <w:t>BEATS:</w:t>
+        <w:t xml:space="preserve">BEATS: </w:t>
       </w:r>
       <w:r>
-        <w:t xml:space="preserve"> 1. Practice, two pieces: for the willing, the four questions at home — the guards are on the card in their hand; for everyone, run the Rhythm Card as built and journal where it held and slipped — no guilt-engine. 2. The returning rule: miss a day, begin again on the next available day; returning, not streaks. 3. Name what happened today: a rhythm built by your own hand, and some houses about to have their most honest conversation in years. 4. Aaronic blessing — the senior speaks it, their last as a Companion-in-Formation.</w:t>
+        <w:t>1. Practice, two pieces: for the willing, the four questions at home — the guards are on the card in their hand; for everyone, run the Rhythm Card as built and journal where it held and slipped — no guilt-engine. 2. The returning rule: miss a day, begin again on the next available day; returning, not streaks. 3. Name what happened today: a rhythm built by your own hand, and some houses about to have their most honest conversation in years. 4. Aaronic blessing — the senior speaks it, their last as a Companion-in-Formation.</w:t>
       </w:r>
     </w:p>
     <w:p>
       <w:pPr>
         <w:keepNext/>
-        <w:spacing w:before="160" w:after="20"/>
+        <w:pBdr>
+          <w:left w:val="single" w:sz="24" w:space="8" w:color="1F4E79"/>
+        </w:pBdr>
+        <w:shd w:val="clear" w:color="auto" w:fill="DEEAF6"/>
+        <w:spacing w:before="160" w:after="40"/>
       </w:pPr>
+      <w:r>
+        <w:rPr>
+          <w:rFonts w:ascii="Cambria" w:hAnsi="Cambria"/>
+          <w:b/>
+          <w:color w:val="1F4E79"/>
+          <w:sz w:val="30"/>
+        </w:rPr>
+        <w:t>226</w:t>
+      </w:r>
       <w:r>
         <w:rPr>
           <w:rFonts w:ascii="Cambria" w:hAnsi="Cambria"/>
@@ -786,13 +1497,32 @@
           <w:color w:val="2C5F2D"/>
           <w:sz w:val="24"/>
         </w:rPr>
-        <w:t>Slide 14 — Homework — Two Weeks, Four Parts — This Week and Across the Break</w:t>
+        <w:t xml:space="preserve">   Homework — Two Weeks, Four Parts — This Week and Across the Break</w:t>
+      </w:r>
+      <w:r>
+        <w:rPr>
+          <w:b/>
+          <w:color w:val="1F4E79"/>
+          <w:sz w:val="17"/>
+        </w:rPr>
+        <w:t xml:space="preserve">    CONTAINER HOLDER</w:t>
+      </w:r>
+      <w:r>
+        <w:rPr>
+          <w:b w:val="0"/>
+          <w:color w:val="7F7F7F"/>
+          <w:sz w:val="16"/>
+        </w:rPr>
+        <w:t xml:space="preserve">   · slide 14 of 16</w:t>
       </w:r>
     </w:p>
     <w:p>
       <w:pPr>
         <w:keepNext/>
-        <w:spacing w:after="40"/>
+        <w:pBdr>
+          <w:left w:val="single" w:sz="24" w:space="8" w:color="1F4E79"/>
+        </w:pBdr>
+        <w:spacing w:before="0" w:after="60"/>
       </w:pPr>
       <w:r>
         <w:rPr>
@@ -800,44 +1530,78 @@
           <w:color w:val="6B8E3F"/>
           <w:sz w:val="18"/>
         </w:rPr>
-        <w:t>S15 · 8:28–8:30 · LEAD: CONTAINER HOLDER</w:t>
+        <w:t xml:space="preserve">S15 · 8:28–8:30 · </w:t>
+      </w:r>
+      <w:r>
+        <w:rPr>
+          <w:b/>
+          <w:color w:val="1F4E79"/>
+          <w:sz w:val="18"/>
+        </w:rPr>
+        <w:t>LEAD: CONTAINER HOLDER</w:t>
+      </w:r>
+      <w:r>
+        <w:rPr>
+          <w:b/>
+          <w:color w:val="6B8E3F"/>
+          <w:sz w:val="18"/>
+        </w:rPr>
       </w:r>
     </w:p>
     <w:p>
       <w:pPr>
-        <w:ind w:left="216"/>
+        <w:pBdr>
+          <w:left w:val="single" w:sz="24" w:space="8" w:color="1F4E79"/>
+        </w:pBdr>
+        <w:spacing w:before="0" w:after="60"/>
       </w:pPr>
       <w:r>
         <w:rPr>
           <w:b/>
           <w:color w:val="595959"/>
         </w:rPr>
-        <w:t>BEATS:</w:t>
+        <w:t xml:space="preserve">BEATS: </w:t>
       </w:r>
       <w:r>
-        <w:t xml:space="preserve"> 1. The Four Questions, willing only: unhurried, no audience, phone away, one person at a time; married parents also ask their spouse, separately. 2. Run the Rhythm Card as built — the break is its first field test. 3. One journal line a day: where it held, where it slipped — slips are data, not verdicts; nobody collects the journal. 4. The returning rule: begin again on the next available day.</w:t>
+        <w:t>1. The Four Questions, willing only: unhurried, no audience, phone away, one person at a time; married parents also ask their spouse, separately. 2. Run the Rhythm Card as built — the break is its first field test. 3. One journal line a day: where it held, where it slipped — slips are data, not verdicts; nobody collects the journal. 4. The returning rule: begin again on the next available day.</w:t>
       </w:r>
     </w:p>
     <w:p>
       <w:pPr>
-        <w:ind w:left="216"/>
+        <w:pBdr>
+          <w:left w:val="single" w:sz="24" w:space="8" w:color="1F4E79"/>
+        </w:pBdr>
+        <w:spacing w:before="0" w:after="60"/>
       </w:pPr>
       <w:r>
         <w:rPr>
           <w:b/>
           <w:color w:val="595959"/>
         </w:rPr>
-        <w:t>GUARD:</w:t>
+        <w:t xml:space="preserve">GUARD: </w:t>
       </w:r>
       <w:r>
-        <w:t xml:space="preserve"> 'Not yet' is a full answer for everyone, and next week's check-in audits nothing.</w:t>
+        <w:t>'Not yet' is a full answer for everyone, and next week's check-in audits nothing.</w:t>
       </w:r>
     </w:p>
     <w:p>
       <w:pPr>
         <w:keepNext/>
-        <w:spacing w:before="160" w:after="20"/>
+        <w:pBdr>
+          <w:left w:val="double" w:sz="12" w:space="8" w:color="B45309"/>
+        </w:pBdr>
+        <w:shd w:val="clear" w:color="auto" w:fill="FCE9D6"/>
+        <w:spacing w:before="160" w:after="40"/>
       </w:pPr>
+      <w:r>
+        <w:rPr>
+          <w:rFonts w:ascii="Cambria" w:hAnsi="Cambria"/>
+          <w:b/>
+          <w:color w:val="B45309"/>
+          <w:sz w:val="30"/>
+        </w:rPr>
+        <w:t>227</w:t>
+      </w:r>
       <w:r>
         <w:rPr>
           <w:rFonts w:ascii="Cambria" w:hAnsi="Cambria"/>
@@ -845,13 +1609,32 @@
           <w:color w:val="2C5F2D"/>
           <w:sz w:val="24"/>
         </w:rPr>
-        <w:t>Slide 15 — The Take-Home Sheet — the Daily Rhythm</w:t>
+        <w:t xml:space="preserve">   The Take-Home Sheet — the Daily Rhythm</w:t>
+      </w:r>
+      <w:r>
+        <w:rPr>
+          <w:b/>
+          <w:color w:val="B45309"/>
+          <w:sz w:val="17"/>
+        </w:rPr>
+        <w:t xml:space="preserve">    CONTENT PRESENTER</w:t>
+      </w:r>
+      <w:r>
+        <w:rPr>
+          <w:b w:val="0"/>
+          <w:color w:val="7F7F7F"/>
+          <w:sz w:val="16"/>
+        </w:rPr>
+        <w:t xml:space="preserve">   · slide 15 of 16</w:t>
       </w:r>
     </w:p>
     <w:p>
       <w:pPr>
         <w:keepNext/>
-        <w:spacing w:after="40"/>
+        <w:pBdr>
+          <w:left w:val="double" w:sz="12" w:space="8" w:color="B45309"/>
+        </w:pBdr>
+        <w:spacing w:before="0" w:after="60"/>
       </w:pPr>
       <w:r>
         <w:rPr>
@@ -859,12 +1642,30 @@
           <w:color w:val="6B8E3F"/>
           <w:sz w:val="18"/>
         </w:rPr>
-        <w:t>S15 · COMMISSIONING · LEAD: CONTENT PRESENTER</w:t>
+        <w:t xml:space="preserve">S15 · COMMISSIONING · </w:t>
+      </w:r>
+      <w:r>
+        <w:rPr>
+          <w:b/>
+          <w:color w:val="B45309"/>
+          <w:sz w:val="18"/>
+        </w:rPr>
+        <w:t>LEAD: CONTENT PRESENTER</w:t>
+      </w:r>
+      <w:r>
+        <w:rPr>
+          <w:b/>
+          <w:color w:val="6B8E3F"/>
+          <w:sz w:val="18"/>
+        </w:rPr>
       </w:r>
     </w:p>
     <w:p>
       <w:pPr>
-        <w:ind w:left="216"/>
+        <w:pBdr>
+          <w:left w:val="double" w:sz="12" w:space="8" w:color="B45309"/>
+        </w:pBdr>
+        <w:spacing w:before="0" w:after="20"/>
       </w:pPr>
       <w:r>
         <w:rPr>
@@ -876,7 +1677,10 @@
     </w:p>
     <w:p>
       <w:pPr>
-        <w:ind w:left="216"/>
+        <w:pBdr>
+          <w:left w:val="double" w:sz="12" w:space="8" w:color="B45309"/>
+        </w:pBdr>
+        <w:spacing w:before="0" w:after="60"/>
       </w:pPr>
       <w:r>
         <w:t>1. The sheet on the screen is the sheet in their hands — walk it, don't read it.</w:t>
@@ -884,7 +1688,10 @@
     </w:p>
     <w:p>
       <w:pPr>
-        <w:ind w:left="216"/>
+        <w:pBdr>
+          <w:left w:val="double" w:sz="12" w:space="8" w:color="B45309"/>
+        </w:pBdr>
+        <w:spacing w:before="0" w:after="60"/>
       </w:pPr>
       <w:r>
         <w:t>2. The standing rhythm first: the morning question, the evening journal line — one box per day on the week-grids.</w:t>
@@ -892,7 +1699,10 @@
     </w:p>
     <w:p>
       <w:pPr>
-        <w:ind w:left="216"/>
+        <w:pBdr>
+          <w:left w:val="double" w:sz="12" w:space="8" w:color="B45309"/>
+        </w:pBdr>
+        <w:spacing w:before="0" w:after="60"/>
       </w:pPr>
       <w:r>
         <w:t>3. A missed box is never a failure — it is an invitation to return.</w:t>
@@ -900,24 +1710,40 @@
     </w:p>
     <w:p>
       <w:pPr>
-        <w:ind w:left="216"/>
+        <w:pBdr>
+          <w:left w:val="double" w:sz="12" w:space="8" w:color="B45309"/>
+        </w:pBdr>
+        <w:spacing w:before="0" w:after="60"/>
       </w:pPr>
       <w:r>
         <w:rPr>
           <w:b/>
           <w:color w:val="595959"/>
         </w:rPr>
-        <w:t>CUES:</w:t>
+        <w:t xml:space="preserve">CUES: </w:t>
       </w:r>
       <w:r>
-        <w:t xml:space="preserve"> The four parts are the next slide.</w:t>
+        <w:t>The four parts are the next slide.</w:t>
       </w:r>
     </w:p>
     <w:p>
       <w:pPr>
         <w:keepNext/>
-        <w:spacing w:before="160" w:after="20"/>
+        <w:pBdr>
+          <w:left w:val="double" w:sz="12" w:space="8" w:color="B45309"/>
+        </w:pBdr>
+        <w:shd w:val="clear" w:color="auto" w:fill="FCE9D6"/>
+        <w:spacing w:before="160" w:after="40"/>
       </w:pPr>
+      <w:r>
+        <w:rPr>
+          <w:rFonts w:ascii="Cambria" w:hAnsi="Cambria"/>
+          <w:b/>
+          <w:color w:val="B45309"/>
+          <w:sz w:val="30"/>
+        </w:rPr>
+        <w:t>228</w:t>
+      </w:r>
       <w:r>
         <w:rPr>
           <w:rFonts w:ascii="Cambria" w:hAnsi="Cambria"/>
@@ -925,13 +1751,32 @@
           <w:color w:val="2C5F2D"/>
           <w:sz w:val="24"/>
         </w:rPr>
-        <w:t>Slide 16 — The Take-Home Sheet — the Four Parts</w:t>
+        <w:t xml:space="preserve">   The Take-Home Sheet — the Four Parts</w:t>
+      </w:r>
+      <w:r>
+        <w:rPr>
+          <w:b/>
+          <w:color w:val="B45309"/>
+          <w:sz w:val="17"/>
+        </w:rPr>
+        <w:t xml:space="preserve">    CONTENT PRESENTER</w:t>
+      </w:r>
+      <w:r>
+        <w:rPr>
+          <w:b w:val="0"/>
+          <w:color w:val="7F7F7F"/>
+          <w:sz w:val="16"/>
+        </w:rPr>
+        <w:t xml:space="preserve">   · slide 16 of 16</w:t>
       </w:r>
     </w:p>
     <w:p>
       <w:pPr>
         <w:keepNext/>
-        <w:spacing w:after="40"/>
+        <w:pBdr>
+          <w:left w:val="double" w:sz="12" w:space="8" w:color="B45309"/>
+        </w:pBdr>
+        <w:spacing w:before="0" w:after="60"/>
       </w:pPr>
       <w:r>
         <w:rPr>
@@ -939,12 +1784,30 @@
           <w:color w:val="6B8E3F"/>
           <w:sz w:val="18"/>
         </w:rPr>
-        <w:t>S15 · COMMISSIONING · LEAD: CONTENT PRESENTER</w:t>
+        <w:t xml:space="preserve">S15 · COMMISSIONING · </w:t>
+      </w:r>
+      <w:r>
+        <w:rPr>
+          <w:b/>
+          <w:color w:val="B45309"/>
+          <w:sz w:val="18"/>
+        </w:rPr>
+        <w:t>LEAD: CONTENT PRESENTER</w:t>
+      </w:r>
+      <w:r>
+        <w:rPr>
+          <w:b/>
+          <w:color w:val="6B8E3F"/>
+          <w:sz w:val="18"/>
+        </w:rPr>
       </w:r>
     </w:p>
     <w:p>
       <w:pPr>
-        <w:ind w:left="216"/>
+        <w:pBdr>
+          <w:left w:val="double" w:sz="12" w:space="8" w:color="B45309"/>
+        </w:pBdr>
+        <w:spacing w:before="0" w:after="20"/>
       </w:pPr>
       <w:r>
         <w:rPr>
@@ -956,7 +1819,10 @@
     </w:p>
     <w:p>
       <w:pPr>
-        <w:ind w:left="216"/>
+        <w:pBdr>
+          <w:left w:val="double" w:sz="12" w:space="8" w:color="B45309"/>
+        </w:pBdr>
+        <w:spacing w:before="0" w:after="60"/>
       </w:pPr>
       <w:r>
         <w:t>1. The four parts, in order: the homework practice, week one; the end-of-week-one check-in; the homework practice, week two; one sentence of preparation.</w:t>
@@ -964,7 +1830,10 @@
     </w:p>
     <w:p>
       <w:pPr>
-        <w:ind w:left="216"/>
+        <w:pBdr>
+          <w:left w:val="double" w:sz="12" w:space="8" w:color="B45309"/>
+        </w:pBdr>
+        <w:spacing w:before="0" w:after="60"/>
       </w:pPr>
       <w:r>
         <w:t>2. Check-in partners are named aloud before leaving this slide — the sheet has the line to write the name.</w:t>
@@ -972,22 +1841,25 @@
     </w:p>
     <w:p>
       <w:pPr>
-        <w:ind w:left="216"/>
+        <w:pBdr>
+          <w:left w:val="double" w:sz="12" w:space="8" w:color="B45309"/>
+        </w:pBdr>
+        <w:spacing w:before="0" w:after="60"/>
       </w:pPr>
       <w:r>
         <w:rPr>
           <w:b/>
           <w:color w:val="595959"/>
         </w:rPr>
-        <w:t>GUARD:</w:t>
+        <w:t xml:space="preserve">GUARD: </w:t>
       </w:r>
       <w:r>
-        <w:t xml:space="preserve"> The sheet-walk, not a re-teach.</w:t>
+        <w:t>The sheet-walk, not a re-teach.</w:t>
       </w:r>
     </w:p>
     <w:p>
       <w:pPr>
-        <w:spacing w:before="200"/>
+        <w:spacing w:before="200" w:after="0"/>
         <w:jc w:val="center"/>
       </w:pPr>
       <w:r>

--- a/_implementation-notes/evening-series/FotH Evening Session 15 Leader Notes DRAFT v1.docx
+++ b/_implementation-notes/evening-series/FotH Evening Session 15 Leader Notes DRAFT v1.docx
@@ -26,6 +26,26 @@
           <w:sz w:val="18"/>
         </w:rPr>
         <w:t>FotH Evening · the speaker notes, in hand — so the leading pair reads the room, not the screen. The big number on each block is the number in the corner of the screen; the colour is whose block it is. Built from the deck's own notes, so the two always agree.</w:t>
+      </w:r>
+    </w:p>
+    <w:p>
+      <w:pPr>
+        <w:spacing w:before="0" w:after="80"/>
+      </w:pPr>
+      <w:r>
+        <w:rPr>
+          <w:b/>
+          <w:color w:val="2C5F2D"/>
+          <w:sz w:val="18"/>
+        </w:rPr>
+        <w:t xml:space="preserve">Reading the numbers. </w:t>
+      </w:r>
+      <w:r>
+        <w:rPr>
+          <w:color w:val="595959"/>
+          <w:sz w:val="18"/>
+        </w:rPr>
+        <w:t>Match the big number on each block to the number in the bottom-right corner of the screen. This session is 214–228 in the series' one continuous numbering. The first slide, the series title, is “Title” here.</w:t>
       </w:r>
     </w:p>
     <w:p>

--- a/_implementation-notes/evening-series/FotH Evening Session 15 Leader Notes DRAFT v1.docx
+++ b/_implementation-notes/evening-series/FotH Evening Session 15 Leader Notes DRAFT v1.docx
@@ -1494,6 +1494,24 @@
     </w:p>
     <w:p>
       <w:pPr>
+        <w:pBdr>
+          <w:left w:val="single" w:sz="24" w:space="8" w:color="1F4E79"/>
+        </w:pBdr>
+        <w:spacing w:before="0" w:after="60"/>
+      </w:pPr>
+      <w:r>
+        <w:rPr>
+          <w:b/>
+          <w:color w:val="595959"/>
+        </w:rPr>
+        <w:t xml:space="preserve">BLESSINGS: </w:t>
+      </w:r>
+      <w:r>
+        <w:t>eyes on the person, not the screen — nothing to read; say what is on your heart for them, specific and short.</w:t>
+      </w:r>
+    </w:p>
+    <w:p>
+      <w:pPr>
         <w:keepNext/>
         <w:pBdr>
           <w:left w:val="single" w:sz="24" w:space="8" w:color="1F4E79"/>

--- a/_implementation-notes/evening-series/FotH Evening Session 15 Leader Notes DRAFT v1.docx
+++ b/_implementation-notes/evening-series/FotH Evening Session 15 Leader Notes DRAFT v1.docx
@@ -45,7 +45,7 @@
           <w:color w:val="595959"/>
           <w:sz w:val="18"/>
         </w:rPr>
-        <w:t>Match the big number on each block to the number in the bottom-right corner of the screen. This session is 214–228 in the series' one continuous numbering. The first slide, the series title, is “Title” here.</w:t>
+        <w:t>Match the big number on each block to the number in the bottom-right corner of the screen. This session is 215–229 in the series' one continuous numbering. The first slide, the series title, is “Title” here.</w:t>
       </w:r>
     </w:p>
     <w:p>
@@ -194,7 +194,7 @@
           <w:color w:val="8C8C8C"/>
           <w:sz w:val="30"/>
         </w:rPr>
-        <w:t>214</w:t>
+        <w:t>215</w:t>
       </w:r>
       <w:r>
         <w:rPr>
@@ -266,7 +266,7 @@
           <w:color w:val="1F4E79"/>
           <w:sz w:val="30"/>
         </w:rPr>
-        <w:t>215</w:t>
+        <w:t>216</w:t>
       </w:r>
       <w:r>
         <w:rPr>
@@ -409,7 +409,7 @@
           <w:color w:val="1F4E79"/>
           <w:sz w:val="30"/>
         </w:rPr>
-        <w:t>216</w:t>
+        <w:t>217</w:t>
       </w:r>
       <w:r>
         <w:rPr>
@@ -522,7 +522,7 @@
           <w:color w:val="1F4E79"/>
           <w:sz w:val="30"/>
         </w:rPr>
-        <w:t>217</w:t>
+        <w:t>218</w:t>
       </w:r>
       <w:r>
         <w:rPr>
@@ -653,7 +653,7 @@
           <w:color w:val="B45309"/>
           <w:sz w:val="30"/>
         </w:rPr>
-        <w:t>218</w:t>
+        <w:t>219</w:t>
       </w:r>
       <w:r>
         <w:rPr>
@@ -750,7 +750,7 @@
           <w:color w:val="B45309"/>
           <w:sz w:val="30"/>
         </w:rPr>
-        <w:t>219</w:t>
+        <w:t>220</w:t>
       </w:r>
       <w:r>
         <w:rPr>
@@ -863,7 +863,7 @@
           <w:color w:val="B45309"/>
           <w:sz w:val="30"/>
         </w:rPr>
-        <w:t>220</w:t>
+        <w:t>221</w:t>
       </w:r>
       <w:r>
         <w:rPr>
@@ -958,7 +958,7 @@
           <w:color w:val="B45309"/>
           <w:sz w:val="30"/>
         </w:rPr>
-        <w:t>221</w:t>
+        <w:t>222</w:t>
       </w:r>
       <w:r>
         <w:rPr>
@@ -1055,7 +1055,7 @@
           <w:color w:val="B45309"/>
           <w:sz w:val="30"/>
         </w:rPr>
-        <w:t>222</w:t>
+        <w:t>223</w:t>
       </w:r>
       <w:r>
         <w:rPr>
@@ -1186,7 +1186,7 @@
           <w:color w:val="B45309"/>
           <w:sz w:val="30"/>
         </w:rPr>
-        <w:t>223</w:t>
+        <w:t>224</w:t>
       </w:r>
       <w:r>
         <w:rPr>
@@ -1317,7 +1317,7 @@
           <w:color w:val="6B3FA0"/>
           <w:sz w:val="30"/>
         </w:rPr>
-        <w:t>224</w:t>
+        <w:t>225</w:t>
       </w:r>
       <w:r>
         <w:rPr>
@@ -1429,7 +1429,7 @@
           <w:color w:val="1F4E79"/>
           <w:sz w:val="30"/>
         </w:rPr>
-        <w:t>225</w:t>
+        <w:t>226</w:t>
       </w:r>
       <w:r>
         <w:rPr>
@@ -1526,7 +1526,7 @@
           <w:color w:val="1F4E79"/>
           <w:sz w:val="30"/>
         </w:rPr>
-        <w:t>226</w:t>
+        <w:t>227</w:t>
       </w:r>
       <w:r>
         <w:rPr>
@@ -1638,7 +1638,7 @@
           <w:color w:val="B45309"/>
           <w:sz w:val="30"/>
         </w:rPr>
-        <w:t>227</w:t>
+        <w:t>228</w:t>
       </w:r>
       <w:r>
         <w:rPr>
@@ -1780,7 +1780,7 @@
           <w:color w:val="B45309"/>
           <w:sz w:val="30"/>
         </w:rPr>
-        <w:t>228</w:t>
+        <w:t>229</w:t>
       </w:r>
       <w:r>
         <w:rPr>

--- a/_implementation-notes/evening-series/FotH Evening Session 15 Leader Notes DRAFT v1.docx
+++ b/_implementation-notes/evening-series/FotH Evening Session 15 Leader Notes DRAFT v1.docx
@@ -13,7 +13,7 @@
           <w:color w:val="2C5F2D"/>
           <w:sz w:val="36"/>
         </w:rPr>
-        <w:t>Leader Notes — Session 15: The Rhythm And The Four Questions</w:t>
+        <w:t>Leader Notes — Evening 11: The Rhythm And The Four Questions</w:t>
       </w:r>
     </w:p>
     <w:p>
@@ -203,7 +203,7 @@
           <w:color w:val="2C5F2D"/>
           <w:sz w:val="24"/>
         </w:rPr>
-        <w:t xml:space="preserve">   SESSION 15</w:t>
+        <w:t xml:space="preserve">   EVENING 11</w:t>
       </w:r>
       <w:r>
         <w:rPr>
@@ -236,7 +236,7 @@
           <w:color w:val="6B8E3F"/>
           <w:sz w:val="18"/>
         </w:rPr>
-        <w:t>S15 · pre-session · DIVIDER</w:t>
+        <w:t>E11 · pre-session · DIVIDER</w:t>
       </w:r>
     </w:p>
     <w:p>
@@ -308,7 +308,7 @@
           <w:color w:val="6B8E3F"/>
           <w:sz w:val="18"/>
         </w:rPr>
-        <w:t xml:space="preserve">S15 · WELCOME · </w:t>
+        <w:t xml:space="preserve">E11 · WELCOME · </w:t>
       </w:r>
       <w:r>
         <w:rPr>
@@ -350,7 +350,7 @@
         <w:spacing w:before="0" w:after="60"/>
       </w:pPr>
       <w:r>
-        <w:t>1. Locate tonight on the map, plainly: Session 15 gathers the whole map into a rhythm — all four Connects, sustained. Each connection makes the next one real (Matt. 22:37–40).</w:t>
+        <w:t>1. Locate tonight on the map, plainly: Evening 11 gathers the whole map into a rhythm — all four Connects, sustained. Each connection makes the next one real (Matt. 22:37–40).</w:t>
       </w:r>
     </w:p>
     <w:p>
@@ -418,7 +418,7 @@
           <w:color w:val="2C5F2D"/>
           <w:sz w:val="24"/>
         </w:rPr>
-        <w:t xml:space="preserve">   Session 15 — Tonight’s Road</w:t>
+        <w:t xml:space="preserve">   Evening 11 — Tonight’s Road</w:t>
       </w:r>
       <w:r>
         <w:rPr>
@@ -451,7 +451,7 @@
           <w:color w:val="6B8E3F"/>
           <w:sz w:val="18"/>
         </w:rPr>
-        <w:t xml:space="preserve">S15 · 7:00–7:08 · </w:t>
+        <w:t xml:space="preserve">E11 · 7:00–7:08 · </w:t>
       </w:r>
       <w:r>
         <w:rPr>
@@ -485,7 +485,7 @@
         <w:t xml:space="preserve">BEATS: </w:t>
       </w:r>
       <w:r>
-        <w:t>1. The Companion-in-Formation carries today's rhythm arc — their fourth and final lead before Week 22; the Four Questions block belongs to the Lead Companion by design. 2. Frame the night: fourteen weeks of practices stop being something we come to and become something we carry — build your own rhythm in your own handwriting; then the parents receive the bravest homework of the series. 3. Name the gap warmly: the break is coming; momentum does not survive gaps — a rhythm does.</w:t>
+        <w:t>1. The Companion-in-Formation carries today's rhythm arc — their fourth and final lead before Evening 17; the Four Questions block belongs to the Lead Companion by design. 2. Frame the night: fourteen weeks of practices stop being something we come to and become something we carry — build your own rhythm in your own handwriting; then the parents receive the bravest homework of the series. 3. Name the gap warmly: the break is coming; momentum does not survive gaps — a rhythm does.</w:t>
       </w:r>
     </w:p>
     <w:p>
@@ -564,7 +564,7 @@
           <w:color w:val="6B8E3F"/>
           <w:sz w:val="18"/>
         </w:rPr>
-        <w:t xml:space="preserve">S15 · 7:00–7:08 · </w:t>
+        <w:t xml:space="preserve">E11 · 7:00–7:08 · </w:t>
       </w:r>
       <w:r>
         <w:rPr>
@@ -598,7 +598,7 @@
         <w:t xml:space="preserve">BEATS: </w:t>
       </w:r>
       <w:r>
-        <w:t>1. The senior opens from memory: blessing first, then the container — Safe, Present, Clear, Intentional, same as every week. 2. Two things today: your rhythm, your handwriting; then four questions for the parents. 3. Unhurried — this is their ninth or tenth container rep, and Week 22 will ask for it in public.</w:t>
+        <w:t>1. The senior opens from memory: blessing first, then the container — Safe, Present, Clear, Intentional, same as every week. 2. Two things today: your rhythm, your handwriting; then four questions for the parents. 3. Unhurried — this is their ninth or tenth container rep, and Evening 17 will ask for it in public.</w:t>
       </w:r>
     </w:p>
     <w:p>
@@ -662,7 +662,7 @@
           <w:color w:val="2C5F2D"/>
           <w:sz w:val="24"/>
         </w:rPr>
-        <w:t xml:space="preserve">   Week 13 Completion — Finishing the Mission Week</w:t>
+        <w:t xml:space="preserve">   Evening 10 Completion — Finishing the Mission Week</w:t>
       </w:r>
       <w:r>
         <w:rPr>
@@ -695,7 +695,7 @@
           <w:color w:val="6B8E3F"/>
           <w:sz w:val="18"/>
         </w:rPr>
-        <w:t>S15 · 7:25–7:29 · LEAD: CONTENT PRESENTER (Lead Companion)</w:t>
+        <w:t>E11 · 7:25–7:29 · LEAD: CONTENT PRESENTER (Lead Companion)</w:t>
       </w:r>
     </w:p>
     <w:p>
@@ -713,7 +713,7 @@
         <w:t xml:space="preserve">BEATS: </w:t>
       </w:r>
       <w:r>
-        <w:t>1. Finish the Mission week: anyone whose downhill answer was unfinished, or has changed shape since — one sentence, now, to the room. 2. Receive each without commentary; the answers carry forward to the Week 21 commissioning. 3. Then the practice check, ninety seconds: one sentence on the one small action.</w:t>
+        <w:t>1. Finish the Mission week: anyone whose downhill answer was unfinished, or has changed shape since — one sentence, now, to the room. 2. Receive each without commentary; the answers carry forward to the Evening 16 commissioning. 3. Then the practice check, ninety seconds: one sentence on the one small action.</w:t>
       </w:r>
     </w:p>
     <w:p>
@@ -792,7 +792,7 @@
           <w:color w:val="6B8E3F"/>
           <w:sz w:val="18"/>
         </w:rPr>
-        <w:t xml:space="preserve">S15 · 7:29–7:36 · </w:t>
+        <w:t xml:space="preserve">E11 · 7:29–7:36 · </w:t>
       </w:r>
       <w:r>
         <w:rPr>
@@ -905,7 +905,7 @@
           <w:color w:val="6B8E3F"/>
           <w:sz w:val="18"/>
         </w:rPr>
-        <w:t xml:space="preserve">S15 · 7:36–7:39 · </w:t>
+        <w:t xml:space="preserve">E11 · 7:36–7:39 · </w:t>
       </w:r>
       <w:r>
         <w:rPr>
@@ -1000,7 +1000,7 @@
           <w:color w:val="6B8E3F"/>
           <w:sz w:val="18"/>
         </w:rPr>
-        <w:t>S15 · 7:36–7:39 · LEAD: CONTENT PRESENTER (90 seconds inside the card intro)</w:t>
+        <w:t>E11 · 7:36–7:39 · LEAD: CONTENT PRESENTER (90 seconds inside the card intro)</w:t>
       </w:r>
     </w:p>
     <w:p>
@@ -1097,7 +1097,7 @@
           <w:color w:val="6B8E3F"/>
           <w:sz w:val="18"/>
         </w:rPr>
-        <w:t xml:space="preserve">S15 · 7:39–7:58 · </w:t>
+        <w:t xml:space="preserve">E11 · 7:39–7:58 · </w:t>
       </w:r>
       <w:r>
         <w:rPr>
@@ -1228,7 +1228,7 @@
           <w:color w:val="6B8E3F"/>
           <w:sz w:val="18"/>
         </w:rPr>
-        <w:t xml:space="preserve">S15 · 7:58–8:20 · </w:t>
+        <w:t xml:space="preserve">E11 · 7:58–8:20 · </w:t>
       </w:r>
       <w:r>
         <w:rPr>
@@ -1359,7 +1359,7 @@
           <w:color w:val="6B8E3F"/>
           <w:sz w:val="18"/>
         </w:rPr>
-        <w:t xml:space="preserve">S15 · 8:24–8:28 · </w:t>
+        <w:t xml:space="preserve">E11 · 8:24–8:28 · </w:t>
       </w:r>
       <w:r>
         <w:rPr>
@@ -1392,7 +1392,7 @@
         <w:t xml:space="preserve">BEATS: </w:t>
       </w:r>
       <w:r>
-        <w:t>1. The senior answers first — went well, do differently, what I'd tell someone teaching this. 2. The Lead Companion answers the two questions for the parts they carried. 3. The room, same two questions — two or three voices each. 4. Close by naming one thing the team watched grow across all four of the senior's leads — and say aloud that the room just heard what this round has been rehearsing all along. It sets the table for Week 22.</w:t>
+        <w:t>1. The senior answers first — went well, do differently, what I'd tell someone teaching this. 2. The Lead Companion answers the two questions for the parts they carried. 3. The room, same two questions — two or three voices each. 4. Close by naming one thing the team watched grow across all four of the senior's leads — and say aloud that the room just heard what this round has been rehearsing all along. It sets the table for Evening 17.</w:t>
       </w:r>
     </w:p>
     <w:p>
@@ -1471,7 +1471,7 @@
           <w:color w:val="6B8E3F"/>
           <w:sz w:val="18"/>
         </w:rPr>
-        <w:t>S15 · 8:28–8:30 · LEAD: CONTAINER HOLDER (CiF opens, Lead Companion closes)</w:t>
+        <w:t>E11 · 8:28–8:30 · LEAD: CONTAINER HOLDER (CiF opens, Lead Companion closes)</w:t>
       </w:r>
     </w:p>
     <w:p>
@@ -1568,7 +1568,7 @@
           <w:color w:val="6B8E3F"/>
           <w:sz w:val="18"/>
         </w:rPr>
-        <w:t xml:space="preserve">S15 · 8:28–8:30 · </w:t>
+        <w:t xml:space="preserve">E11 · 8:28–8:30 · </w:t>
       </w:r>
       <w:r>
         <w:rPr>
@@ -1680,7 +1680,7 @@
           <w:color w:val="6B8E3F"/>
           <w:sz w:val="18"/>
         </w:rPr>
-        <w:t xml:space="preserve">S15 · COMMISSIONING · </w:t>
+        <w:t xml:space="preserve">E11 · COMMISSIONING · </w:t>
       </w:r>
       <w:r>
         <w:rPr>
@@ -1822,7 +1822,7 @@
           <w:color w:val="6B8E3F"/>
           <w:sz w:val="18"/>
         </w:rPr>
-        <w:t xml:space="preserve">S15 · COMMISSIONING · </w:t>
+        <w:t xml:space="preserve">E11 · COMMISSIONING · </w:t>
       </w:r>
       <w:r>
         <w:rPr>
@@ -1910,6 +1910,8 @@
       </w:r>
     </w:p>
     <w:sectPr>
+      <w:headerReference w:type="default" r:id="rId9"/>
+      <w:footerReference w:type="default" r:id="rId10"/>
       <w:pgSz w:w="12240" w:h="15840"/>
       <w:pgMar w:top="1008" w:right="1152" w:bottom="1008" w:left="1152" w:header="720" w:footer="720" w:gutter="0"/>
       <w:cols w:space="720"/>
@@ -1917,6 +1919,26 @@
     </w:sectPr>
   </w:body>
 </w:document>
+</file>
+
+<file path=word/footer1.xml><?xml version="1.0" encoding="utf-8"?>
+<w:ftr xmlns:m="http://schemas.openxmlformats.org/officeDocument/2006/math" xmlns:mc="http://schemas.openxmlformats.org/markup-compatibility/2006" xmlns:mo="http://schemas.microsoft.com/office/mac/office/2008/main" xmlns:mv="urn:schemas-microsoft-com:mac:vml" xmlns:o="urn:schemas-microsoft-com:office:office" xmlns:r="http://schemas.openxmlformats.org/officeDocument/2006/relationships" xmlns:v="urn:schemas-microsoft-com:vml" xmlns:w10="urn:schemas-microsoft-com:office:word" xmlns:w14="http://schemas.microsoft.com/office/word/2010/wordml" xmlns:w="http://schemas.openxmlformats.org/wordprocessingml/2006/main" xmlns:wne="http://schemas.microsoft.com/office/word/2006/wordml" xmlns:wp14="http://schemas.microsoft.com/office/word/2010/wordprocessingDrawing" xmlns:wp="http://schemas.openxmlformats.org/drawingml/2006/wordprocessingDrawing" xmlns:wpc="http://schemas.microsoft.com/office/word/2010/wordprocessingCanvas" xmlns:wpg="http://schemas.microsoft.com/office/word/2010/wordprocessingGroup" xmlns:wpi="http://schemas.microsoft.com/office/word/2010/wordprocessingInk" xmlns:wps="http://schemas.microsoft.com/office/word/2010/wordprocessingShape" mc:Ignorable="w14 wp14">
+  <w:p>
+    <w:pPr>
+      <w:pStyle w:val="Footer"/>
+    </w:pPr>
+  </w:p>
+</w:ftr>
+</file>
+
+<file path=word/header1.xml><?xml version="1.0" encoding="utf-8"?>
+<w:hdr xmlns:m="http://schemas.openxmlformats.org/officeDocument/2006/math" xmlns:mc="http://schemas.openxmlformats.org/markup-compatibility/2006" xmlns:mo="http://schemas.microsoft.com/office/mac/office/2008/main" xmlns:mv="urn:schemas-microsoft-com:mac:vml" xmlns:o="urn:schemas-microsoft-com:office:office" xmlns:r="http://schemas.openxmlformats.org/officeDocument/2006/relationships" xmlns:v="urn:schemas-microsoft-com:vml" xmlns:w10="urn:schemas-microsoft-com:office:word" xmlns:w14="http://schemas.microsoft.com/office/word/2010/wordml" xmlns:w="http://schemas.openxmlformats.org/wordprocessingml/2006/main" xmlns:wne="http://schemas.microsoft.com/office/word/2006/wordml" xmlns:wp14="http://schemas.microsoft.com/office/word/2010/wordprocessingDrawing" xmlns:wp="http://schemas.openxmlformats.org/drawingml/2006/wordprocessingDrawing" xmlns:wpc="http://schemas.microsoft.com/office/word/2010/wordprocessingCanvas" xmlns:wpg="http://schemas.microsoft.com/office/word/2010/wordprocessingGroup" xmlns:wpi="http://schemas.microsoft.com/office/word/2010/wordprocessingInk" xmlns:wps="http://schemas.microsoft.com/office/word/2010/wordprocessingShape" mc:Ignorable="w14 wp14">
+  <w:p>
+    <w:pPr>
+      <w:pStyle w:val="Header"/>
+    </w:pPr>
+  </w:p>
+</w:hdr>
 </file>
 
 <file path=word/numbering.xml><?xml version="1.0" encoding="utf-8"?>

--- a/_implementation-notes/evening-series/FotH Evening Session 15 Leader Notes DRAFT v1.docx
+++ b/_implementation-notes/evening-series/FotH Evening Session 15 Leader Notes DRAFT v1.docx
@@ -826,7 +826,7 @@
         <w:t xml:space="preserve">BEATS: </w:t>
       </w:r>
       <w:r>
-        <w:t>1. Read Galatians 6:9 slowly. 2. Teach it: Paul assumes the weariness; the condition is not giving up; the season is His — the not-giving-up is ours. Nobody white-knuckles through years; people with a rhythm walk through years. 3. Name the break plainly: for twelve weeks the room carried the practices; over the break there is no evenings. What crosses a gap is not momentum — it is a rhythm built on purpose, today, before the gap.</w:t>
+        <w:t>1. Read Galatians 6:9 slowly. 2. Teach it: Paul assumes the weariness; the condition is not giving up; the season is His — the not-giving-up is ours. Nobody white-knuckles through years; people with a rhythm walk through years. 3. Name the break plainly: for these evenings the room carried the practices; over the break there are no evenings. If no holiday break falls before this evening, the break is simply the two weeks since we last met; the evening form runs this test at every return. What crosses a gap is not momentum — it is a rhythm built on purpose, today, before the gap.</w:t>
       </w:r>
     </w:p>
     <w:p>
